--- a/classes/field_assignments/files/lockdown-at-home-student-workbook.docx
+++ b/classes/field_assignments/files/lockdown-at-home-student-workbook.docx
@@ -501,7 +501,6 @@
               <w:rPr>
                 <w:color w:val="526158"/>
               </w:rPr>
-              <w:t>Click or tap here to type.</w:t>
             </w:r>
           </w:p>
         </w:tc>
@@ -527,7 +526,6 @@
               <w:rPr>
                 <w:color w:val="526158"/>
               </w:rPr>
-              <w:t>Click or tap here to type.</w:t>
             </w:r>
           </w:p>
         </w:tc>
@@ -554,7 +552,6 @@
               <w:rPr>
                 <w:color w:val="526158"/>
               </w:rPr>
-              <w:t>Click or tap here to type.</w:t>
             </w:r>
           </w:p>
         </w:tc>
@@ -583,7 +580,6 @@
               <w:rPr>
                 <w:color w:val="526158"/>
               </w:rPr>
-              <w:t>Click or tap here to type.</w:t>
             </w:r>
           </w:p>
         </w:tc>
@@ -609,7 +605,6 @@
               <w:rPr>
                 <w:color w:val="526158"/>
               </w:rPr>
-              <w:t>Click or tap here to type.</w:t>
             </w:r>
           </w:p>
         </w:tc>
@@ -636,7 +631,6 @@
               <w:rPr>
                 <w:color w:val="526158"/>
               </w:rPr>
-              <w:t>Click or tap here to type.</w:t>
             </w:r>
           </w:p>
         </w:tc>
@@ -665,7 +659,6 @@
               <w:rPr>
                 <w:color w:val="526158"/>
               </w:rPr>
-              <w:t>Click or tap here to type.</w:t>
             </w:r>
           </w:p>
         </w:tc>
@@ -691,7 +684,6 @@
               <w:rPr>
                 <w:color w:val="526158"/>
               </w:rPr>
-              <w:t>Click or tap here to type.</w:t>
             </w:r>
           </w:p>
         </w:tc>
@@ -718,7 +710,6 @@
               <w:rPr>
                 <w:color w:val="526158"/>
               </w:rPr>
-              <w:t>Click or tap here to type.</w:t>
             </w:r>
           </w:p>
         </w:tc>
@@ -747,7 +738,6 @@
               <w:rPr>
                 <w:color w:val="526158"/>
               </w:rPr>
-              <w:t>Click or tap here to type.</w:t>
             </w:r>
           </w:p>
         </w:tc>
@@ -773,7 +763,6 @@
               <w:rPr>
                 <w:color w:val="526158"/>
               </w:rPr>
-              <w:t>Click or tap here to type.</w:t>
             </w:r>
           </w:p>
         </w:tc>
@@ -800,7 +789,6 @@
               <w:rPr>
                 <w:color w:val="526158"/>
               </w:rPr>
-              <w:t>Click or tap here to type.</w:t>
             </w:r>
           </w:p>
         </w:tc>
@@ -829,7 +817,6 @@
               <w:rPr>
                 <w:color w:val="526158"/>
               </w:rPr>
-              <w:t>Click or tap here to type.</w:t>
             </w:r>
           </w:p>
         </w:tc>
@@ -855,7 +842,6 @@
               <w:rPr>
                 <w:color w:val="526158"/>
               </w:rPr>
-              <w:t>Click or tap here to type.</w:t>
             </w:r>
           </w:p>
         </w:tc>
@@ -882,7 +868,6 @@
               <w:rPr>
                 <w:color w:val="526158"/>
               </w:rPr>
-              <w:t>Click or tap here to type.</w:t>
             </w:r>
           </w:p>
         </w:tc>
@@ -1306,7 +1291,6 @@
               <w:rPr>
                 <w:color w:val="526158"/>
               </w:rPr>
-              <w:t>Click or tap here to type.</w:t>
             </w:r>
           </w:p>
         </w:tc>
@@ -1332,7 +1316,6 @@
               <w:rPr>
                 <w:color w:val="526158"/>
               </w:rPr>
-              <w:t>Click or tap here to type.</w:t>
             </w:r>
           </w:p>
         </w:tc>
@@ -1359,7 +1342,6 @@
               <w:rPr>
                 <w:color w:val="526158"/>
               </w:rPr>
-              <w:t>Click or tap here to type.</w:t>
             </w:r>
           </w:p>
         </w:tc>
@@ -1388,7 +1370,6 @@
               <w:rPr>
                 <w:color w:val="526158"/>
               </w:rPr>
-              <w:t>Click or tap here to type.</w:t>
             </w:r>
           </w:p>
         </w:tc>
@@ -1414,7 +1395,6 @@
               <w:rPr>
                 <w:color w:val="526158"/>
               </w:rPr>
-              <w:t>Click or tap here to type.</w:t>
             </w:r>
           </w:p>
         </w:tc>
@@ -1441,7 +1421,6 @@
               <w:rPr>
                 <w:color w:val="526158"/>
               </w:rPr>
-              <w:t>Click or tap here to type.</w:t>
             </w:r>
           </w:p>
         </w:tc>
@@ -1470,7 +1449,6 @@
               <w:rPr>
                 <w:color w:val="526158"/>
               </w:rPr>
-              <w:t>Click or tap here to type.</w:t>
             </w:r>
           </w:p>
         </w:tc>
@@ -1496,7 +1474,6 @@
               <w:rPr>
                 <w:color w:val="526158"/>
               </w:rPr>
-              <w:t>Click or tap here to type.</w:t>
             </w:r>
           </w:p>
         </w:tc>
@@ -1523,7 +1500,6 @@
               <w:rPr>
                 <w:color w:val="526158"/>
               </w:rPr>
-              <w:t>Click or tap here to type.</w:t>
             </w:r>
           </w:p>
         </w:tc>
@@ -1811,7 +1787,6 @@
               <w:rPr>
                 <w:color w:val="526158"/>
               </w:rPr>
-              <w:t>Click or tap here to type.</w:t>
             </w:r>
           </w:p>
         </w:tc>
@@ -1837,7 +1812,6 @@
               <w:rPr>
                 <w:color w:val="526158"/>
               </w:rPr>
-              <w:t>Click or tap here to type.</w:t>
             </w:r>
           </w:p>
         </w:tc>
@@ -1863,7 +1837,6 @@
               <w:rPr>
                 <w:color w:val="526158"/>
               </w:rPr>
-              <w:t>Click or tap here to type.</w:t>
             </w:r>
           </w:p>
         </w:tc>
@@ -1889,7 +1862,6 @@
               <w:rPr>
                 <w:color w:val="526158"/>
               </w:rPr>
-              <w:t>Click or tap here to type.</w:t>
             </w:r>
           </w:p>
         </w:tc>
@@ -1916,7 +1888,6 @@
               <w:rPr>
                 <w:color w:val="526158"/>
               </w:rPr>
-              <w:t>Click or tap here to type.</w:t>
             </w:r>
           </w:p>
         </w:tc>
@@ -1945,7 +1916,6 @@
               <w:rPr>
                 <w:color w:val="526158"/>
               </w:rPr>
-              <w:t>Click or tap here to type.</w:t>
             </w:r>
           </w:p>
         </w:tc>
@@ -1971,7 +1941,6 @@
               <w:rPr>
                 <w:color w:val="526158"/>
               </w:rPr>
-              <w:t>Click or tap here to type.</w:t>
             </w:r>
           </w:p>
         </w:tc>
@@ -1997,7 +1966,6 @@
               <w:rPr>
                 <w:color w:val="526158"/>
               </w:rPr>
-              <w:t>Click or tap here to type.</w:t>
             </w:r>
           </w:p>
         </w:tc>
@@ -2023,7 +1991,6 @@
               <w:rPr>
                 <w:color w:val="526158"/>
               </w:rPr>
-              <w:t>Click or tap here to type.</w:t>
             </w:r>
           </w:p>
         </w:tc>
@@ -2050,7 +2017,6 @@
               <w:rPr>
                 <w:color w:val="526158"/>
               </w:rPr>
-              <w:t>Click or tap here to type.</w:t>
             </w:r>
           </w:p>
         </w:tc>
@@ -2079,7 +2045,6 @@
               <w:rPr>
                 <w:color w:val="526158"/>
               </w:rPr>
-              <w:t>Click or tap here to type.</w:t>
             </w:r>
           </w:p>
         </w:tc>
@@ -2105,7 +2070,6 @@
               <w:rPr>
                 <w:color w:val="526158"/>
               </w:rPr>
-              <w:t>Click or tap here to type.</w:t>
             </w:r>
           </w:p>
         </w:tc>
@@ -2131,7 +2095,6 @@
               <w:rPr>
                 <w:color w:val="526158"/>
               </w:rPr>
-              <w:t>Click or tap here to type.</w:t>
             </w:r>
           </w:p>
         </w:tc>
@@ -2157,7 +2120,6 @@
               <w:rPr>
                 <w:color w:val="526158"/>
               </w:rPr>
-              <w:t>Click or tap here to type.</w:t>
             </w:r>
           </w:p>
         </w:tc>
@@ -2184,7 +2146,6 @@
               <w:rPr>
                 <w:color w:val="526158"/>
               </w:rPr>
-              <w:t>Click or tap here to type.</w:t>
             </w:r>
           </w:p>
         </w:tc>
@@ -2213,7 +2174,6 @@
               <w:rPr>
                 <w:color w:val="526158"/>
               </w:rPr>
-              <w:t>Click or tap here to type.</w:t>
             </w:r>
           </w:p>
         </w:tc>
@@ -2239,7 +2199,6 @@
               <w:rPr>
                 <w:color w:val="526158"/>
               </w:rPr>
-              <w:t>Click or tap here to type.</w:t>
             </w:r>
           </w:p>
         </w:tc>
@@ -2265,7 +2224,6 @@
               <w:rPr>
                 <w:color w:val="526158"/>
               </w:rPr>
-              <w:t>Click or tap here to type.</w:t>
             </w:r>
           </w:p>
         </w:tc>
@@ -2291,7 +2249,6 @@
               <w:rPr>
                 <w:color w:val="526158"/>
               </w:rPr>
-              <w:t>Click or tap here to type.</w:t>
             </w:r>
           </w:p>
         </w:tc>
@@ -2318,7 +2275,6 @@
               <w:rPr>
                 <w:color w:val="526158"/>
               </w:rPr>
-              <w:t>Click or tap here to type.</w:t>
             </w:r>
           </w:p>
         </w:tc>
@@ -2347,7 +2303,6 @@
               <w:rPr>
                 <w:color w:val="526158"/>
               </w:rPr>
-              <w:t>Click or tap here to type.</w:t>
             </w:r>
           </w:p>
         </w:tc>
@@ -2373,7 +2328,6 @@
               <w:rPr>
                 <w:color w:val="526158"/>
               </w:rPr>
-              <w:t>Click or tap here to type.</w:t>
             </w:r>
           </w:p>
         </w:tc>
@@ -2399,7 +2353,6 @@
               <w:rPr>
                 <w:color w:val="526158"/>
               </w:rPr>
-              <w:t>Click or tap here to type.</w:t>
             </w:r>
           </w:p>
         </w:tc>
@@ -2425,7 +2378,6 @@
               <w:rPr>
                 <w:color w:val="526158"/>
               </w:rPr>
-              <w:t>Click or tap here to type.</w:t>
             </w:r>
           </w:p>
         </w:tc>
@@ -2452,7 +2404,6 @@
               <w:rPr>
                 <w:color w:val="526158"/>
               </w:rPr>
-              <w:t>Click or tap here to type.</w:t>
             </w:r>
           </w:p>
         </w:tc>
@@ -2481,7 +2432,6 @@
               <w:rPr>
                 <w:color w:val="526158"/>
               </w:rPr>
-              <w:t>Click or tap here to type.</w:t>
             </w:r>
           </w:p>
         </w:tc>
@@ -2507,7 +2457,6 @@
               <w:rPr>
                 <w:color w:val="526158"/>
               </w:rPr>
-              <w:t>Click or tap here to type.</w:t>
             </w:r>
           </w:p>
         </w:tc>
@@ -2533,7 +2482,6 @@
               <w:rPr>
                 <w:color w:val="526158"/>
               </w:rPr>
-              <w:t>Click or tap here to type.</w:t>
             </w:r>
           </w:p>
         </w:tc>
@@ -2559,7 +2507,6 @@
               <w:rPr>
                 <w:color w:val="526158"/>
               </w:rPr>
-              <w:t>Click or tap here to type.</w:t>
             </w:r>
           </w:p>
         </w:tc>
@@ -2586,7 +2533,6 @@
               <w:rPr>
                 <w:color w:val="526158"/>
               </w:rPr>
-              <w:t>Click or tap here to type.</w:t>
             </w:r>
           </w:p>
         </w:tc>
@@ -2615,7 +2561,6 @@
               <w:rPr>
                 <w:color w:val="526158"/>
               </w:rPr>
-              <w:t>Click or tap here to type.</w:t>
             </w:r>
           </w:p>
         </w:tc>
@@ -2641,7 +2586,6 @@
               <w:rPr>
                 <w:color w:val="526158"/>
               </w:rPr>
-              <w:t>Click or tap here to type.</w:t>
             </w:r>
           </w:p>
         </w:tc>
@@ -2667,7 +2611,6 @@
               <w:rPr>
                 <w:color w:val="526158"/>
               </w:rPr>
-              <w:t>Click or tap here to type.</w:t>
             </w:r>
           </w:p>
         </w:tc>
@@ -2693,7 +2636,6 @@
               <w:rPr>
                 <w:color w:val="526158"/>
               </w:rPr>
-              <w:t>Click or tap here to type.</w:t>
             </w:r>
           </w:p>
         </w:tc>
@@ -2720,7 +2662,6 @@
               <w:rPr>
                 <w:color w:val="526158"/>
               </w:rPr>
-              <w:t>Click or tap here to type.</w:t>
             </w:r>
           </w:p>
         </w:tc>
@@ -2976,59 +2917,56 @@
               <w:rPr>
                 <w:color w:val="526158"/>
               </w:rPr>
-              <w:t>Click or tap here to type.</w:t>
-            </w:r>
-          </w:p>
-        </w:tc>
-        <w:tc>
-          <w:tcPr>
-            <w:tcW w:w="2578" w:type="dxa"/>
-            <w:tcBorders>
-              <w:start w:val="single" w:sz="4" w:space="0" w:color="000000"/>
-              <w:bottom w:val="single" w:sz="4" w:space="0" w:color="000000"/>
-            </w:tcBorders>
-            <w:shd w:fill="FFFFFF" w:val="clear"/>
-          </w:tcPr>
-          <w:p>
-            <w:pPr>
-              <w:pStyle w:val="TableContents"/>
-              <w:bidi w:val="0"/>
-              <w:jc w:val="start"/>
-              <w:rPr>
-                <w:color w:val="526158"/>
-              </w:rPr>
-            </w:pPr>
-            <w:r>
-              <w:rPr>
-                <w:color w:val="526158"/>
-              </w:rPr>
-              <w:t>Click or tap here to type.</w:t>
-            </w:r>
-          </w:p>
-        </w:tc>
-        <w:tc>
-          <w:tcPr>
-            <w:tcW w:w="2578" w:type="dxa"/>
-            <w:tcBorders>
-              <w:start w:val="single" w:sz="4" w:space="0" w:color="000000"/>
-              <w:bottom w:val="single" w:sz="4" w:space="0" w:color="000000"/>
-            </w:tcBorders>
-            <w:shd w:fill="FFFFFF" w:val="clear"/>
-          </w:tcPr>
-          <w:p>
-            <w:pPr>
-              <w:pStyle w:val="TableContents"/>
-              <w:bidi w:val="0"/>
-              <w:jc w:val="start"/>
-              <w:rPr>
-                <w:color w:val="526158"/>
-              </w:rPr>
-            </w:pPr>
-            <w:r>
-              <w:rPr>
-                <w:color w:val="526158"/>
-              </w:rPr>
-              <w:t>Click or tap here to type.</w:t>
+            </w:r>
+          </w:p>
+        </w:tc>
+        <w:tc>
+          <w:tcPr>
+            <w:tcW w:w="2578" w:type="dxa"/>
+            <w:tcBorders>
+              <w:start w:val="single" w:sz="4" w:space="0" w:color="000000"/>
+              <w:bottom w:val="single" w:sz="4" w:space="0" w:color="000000"/>
+            </w:tcBorders>
+            <w:shd w:fill="FFFFFF" w:val="clear"/>
+          </w:tcPr>
+          <w:p>
+            <w:pPr>
+              <w:pStyle w:val="TableContents"/>
+              <w:bidi w:val="0"/>
+              <w:jc w:val="start"/>
+              <w:rPr>
+                <w:color w:val="526158"/>
+              </w:rPr>
+            </w:pPr>
+            <w:r>
+              <w:rPr>
+                <w:color w:val="526158"/>
+              </w:rPr>
+            </w:r>
+          </w:p>
+        </w:tc>
+        <w:tc>
+          <w:tcPr>
+            <w:tcW w:w="2578" w:type="dxa"/>
+            <w:tcBorders>
+              <w:start w:val="single" w:sz="4" w:space="0" w:color="000000"/>
+              <w:bottom w:val="single" w:sz="4" w:space="0" w:color="000000"/>
+            </w:tcBorders>
+            <w:shd w:fill="FFFFFF" w:val="clear"/>
+          </w:tcPr>
+          <w:p>
+            <w:pPr>
+              <w:pStyle w:val="TableContents"/>
+              <w:bidi w:val="0"/>
+              <w:jc w:val="start"/>
+              <w:rPr>
+                <w:color w:val="526158"/>
+              </w:rPr>
+            </w:pPr>
+            <w:r>
+              <w:rPr>
+                <w:color w:val="526158"/>
+              </w:rPr>
             </w:r>
           </w:p>
         </w:tc>
@@ -3055,7 +2993,6 @@
               <w:rPr>
                 <w:color w:val="526158"/>
               </w:rPr>
-              <w:t>Click or tap here to type.</w:t>
             </w:r>
           </w:p>
         </w:tc>
@@ -3084,7 +3021,6 @@
               <w:rPr>
                 <w:color w:val="526158"/>
               </w:rPr>
-              <w:t>Click or tap here to type.</w:t>
             </w:r>
           </w:p>
         </w:tc>
@@ -3110,7 +3046,6 @@
               <w:rPr>
                 <w:color w:val="526158"/>
               </w:rPr>
-              <w:t>Click or tap here to type.</w:t>
             </w:r>
           </w:p>
         </w:tc>
@@ -3136,7 +3071,6 @@
               <w:rPr>
                 <w:color w:val="526158"/>
               </w:rPr>
-              <w:t>Click or tap here to type.</w:t>
             </w:r>
           </w:p>
         </w:tc>
@@ -3163,7 +3097,6 @@
               <w:rPr>
                 <w:color w:val="526158"/>
               </w:rPr>
-              <w:t>Click or tap here to type.</w:t>
             </w:r>
           </w:p>
         </w:tc>
@@ -3192,59 +3125,56 @@
               <w:rPr>
                 <w:color w:val="526158"/>
               </w:rPr>
-              <w:t>Click or tap here to type.</w:t>
-            </w:r>
-          </w:p>
-        </w:tc>
-        <w:tc>
-          <w:tcPr>
-            <w:tcW w:w="2578" w:type="dxa"/>
-            <w:tcBorders>
-              <w:start w:val="single" w:sz="4" w:space="0" w:color="000000"/>
-              <w:bottom w:val="single" w:sz="4" w:space="0" w:color="000000"/>
-            </w:tcBorders>
-            <w:shd w:fill="FFFFFF" w:val="clear"/>
-          </w:tcPr>
-          <w:p>
-            <w:pPr>
-              <w:pStyle w:val="TableContents"/>
-              <w:bidi w:val="0"/>
-              <w:jc w:val="start"/>
-              <w:rPr>
-                <w:color w:val="526158"/>
-              </w:rPr>
-            </w:pPr>
-            <w:r>
-              <w:rPr>
-                <w:color w:val="526158"/>
-              </w:rPr>
-              <w:t>Click or tap here to type.</w:t>
-            </w:r>
-          </w:p>
-        </w:tc>
-        <w:tc>
-          <w:tcPr>
-            <w:tcW w:w="2578" w:type="dxa"/>
-            <w:tcBorders>
-              <w:start w:val="single" w:sz="4" w:space="0" w:color="000000"/>
-              <w:bottom w:val="single" w:sz="4" w:space="0" w:color="000000"/>
-            </w:tcBorders>
-            <w:shd w:fill="FFFFFF" w:val="clear"/>
-          </w:tcPr>
-          <w:p>
-            <w:pPr>
-              <w:pStyle w:val="TableContents"/>
-              <w:bidi w:val="0"/>
-              <w:jc w:val="start"/>
-              <w:rPr>
-                <w:color w:val="526158"/>
-              </w:rPr>
-            </w:pPr>
-            <w:r>
-              <w:rPr>
-                <w:color w:val="526158"/>
-              </w:rPr>
-              <w:t>Click or tap here to type.</w:t>
+            </w:r>
+          </w:p>
+        </w:tc>
+        <w:tc>
+          <w:tcPr>
+            <w:tcW w:w="2578" w:type="dxa"/>
+            <w:tcBorders>
+              <w:start w:val="single" w:sz="4" w:space="0" w:color="000000"/>
+              <w:bottom w:val="single" w:sz="4" w:space="0" w:color="000000"/>
+            </w:tcBorders>
+            <w:shd w:fill="FFFFFF" w:val="clear"/>
+          </w:tcPr>
+          <w:p>
+            <w:pPr>
+              <w:pStyle w:val="TableContents"/>
+              <w:bidi w:val="0"/>
+              <w:jc w:val="start"/>
+              <w:rPr>
+                <w:color w:val="526158"/>
+              </w:rPr>
+            </w:pPr>
+            <w:r>
+              <w:rPr>
+                <w:color w:val="526158"/>
+              </w:rPr>
+            </w:r>
+          </w:p>
+        </w:tc>
+        <w:tc>
+          <w:tcPr>
+            <w:tcW w:w="2578" w:type="dxa"/>
+            <w:tcBorders>
+              <w:start w:val="single" w:sz="4" w:space="0" w:color="000000"/>
+              <w:bottom w:val="single" w:sz="4" w:space="0" w:color="000000"/>
+            </w:tcBorders>
+            <w:shd w:fill="FFFFFF" w:val="clear"/>
+          </w:tcPr>
+          <w:p>
+            <w:pPr>
+              <w:pStyle w:val="TableContents"/>
+              <w:bidi w:val="0"/>
+              <w:jc w:val="start"/>
+              <w:rPr>
+                <w:color w:val="526158"/>
+              </w:rPr>
+            </w:pPr>
+            <w:r>
+              <w:rPr>
+                <w:color w:val="526158"/>
+              </w:rPr>
             </w:r>
           </w:p>
         </w:tc>
@@ -3271,7 +3201,6 @@
               <w:rPr>
                 <w:color w:val="526158"/>
               </w:rPr>
-              <w:t>Click or tap here to type.</w:t>
             </w:r>
           </w:p>
         </w:tc>
@@ -3300,7 +3229,6 @@
               <w:rPr>
                 <w:color w:val="526158"/>
               </w:rPr>
-              <w:t>Click or tap here to type.</w:t>
             </w:r>
           </w:p>
         </w:tc>
@@ -3326,7 +3254,6 @@
               <w:rPr>
                 <w:color w:val="526158"/>
               </w:rPr>
-              <w:t>Click or tap here to type.</w:t>
             </w:r>
           </w:p>
         </w:tc>
@@ -3352,7 +3279,6 @@
               <w:rPr>
                 <w:color w:val="526158"/>
               </w:rPr>
-              <w:t>Click or tap here to type.</w:t>
             </w:r>
           </w:p>
         </w:tc>
@@ -3379,7 +3305,6 @@
               <w:rPr>
                 <w:color w:val="526158"/>
               </w:rPr>
-              <w:t>Click or tap here to type.</w:t>
             </w:r>
           </w:p>
         </w:tc>
@@ -3859,7 +3784,6 @@
               <w:rPr>
                 <w:color w:val="526158"/>
               </w:rPr>
-              <w:t>Click or tap here to type.</w:t>
             </w:r>
           </w:p>
         </w:tc>
@@ -3885,7 +3809,6 @@
               <w:rPr>
                 <w:color w:val="526158"/>
               </w:rPr>
-              <w:t>Click or tap here to type.</w:t>
             </w:r>
           </w:p>
         </w:tc>
@@ -3911,7 +3834,6 @@
               <w:rPr>
                 <w:color w:val="526158"/>
               </w:rPr>
-              <w:t>Click or tap here to type.</w:t>
             </w:r>
           </w:p>
         </w:tc>
@@ -3937,7 +3859,6 @@
               <w:rPr>
                 <w:color w:val="526158"/>
               </w:rPr>
-              <w:t>Click or tap here to type.</w:t>
             </w:r>
           </w:p>
         </w:tc>
@@ -3964,7 +3885,6 @@
               <w:rPr>
                 <w:color w:val="526158"/>
               </w:rPr>
-              <w:t>Click or tap here to type.</w:t>
             </w:r>
           </w:p>
         </w:tc>
@@ -3993,7 +3913,6 @@
               <w:rPr>
                 <w:color w:val="526158"/>
               </w:rPr>
-              <w:t>Click or tap here to type.</w:t>
             </w:r>
           </w:p>
         </w:tc>
@@ -4019,7 +3938,6 @@
               <w:rPr>
                 <w:color w:val="526158"/>
               </w:rPr>
-              <w:t>Click or tap here to type.</w:t>
             </w:r>
           </w:p>
         </w:tc>
@@ -4045,7 +3963,6 @@
               <w:rPr>
                 <w:color w:val="526158"/>
               </w:rPr>
-              <w:t>Click or tap here to type.</w:t>
             </w:r>
           </w:p>
         </w:tc>
@@ -4071,7 +3988,6 @@
               <w:rPr>
                 <w:color w:val="526158"/>
               </w:rPr>
-              <w:t>Click or tap here to type.</w:t>
             </w:r>
           </w:p>
         </w:tc>
@@ -4098,7 +4014,6 @@
               <w:rPr>
                 <w:color w:val="526158"/>
               </w:rPr>
-              <w:t>Click or tap here to type.</w:t>
             </w:r>
           </w:p>
         </w:tc>
@@ -4127,7 +4042,6 @@
               <w:rPr>
                 <w:color w:val="526158"/>
               </w:rPr>
-              <w:t>Click or tap here to type.</w:t>
             </w:r>
           </w:p>
         </w:tc>
@@ -4153,7 +4067,6 @@
               <w:rPr>
                 <w:color w:val="526158"/>
               </w:rPr>
-              <w:t>Click or tap here to type.</w:t>
             </w:r>
           </w:p>
         </w:tc>
@@ -4179,7 +4092,6 @@
               <w:rPr>
                 <w:color w:val="526158"/>
               </w:rPr>
-              <w:t>Click or tap here to type.</w:t>
             </w:r>
           </w:p>
         </w:tc>
@@ -4205,7 +4117,6 @@
               <w:rPr>
                 <w:color w:val="526158"/>
               </w:rPr>
-              <w:t>Click or tap here to type.</w:t>
             </w:r>
           </w:p>
         </w:tc>
@@ -4232,7 +4143,6 @@
               <w:rPr>
                 <w:color w:val="526158"/>
               </w:rPr>
-              <w:t>Click or tap here to type.</w:t>
             </w:r>
           </w:p>
         </w:tc>
@@ -4261,7 +4171,6 @@
               <w:rPr>
                 <w:color w:val="526158"/>
               </w:rPr>
-              <w:t>Click or tap here to type.</w:t>
             </w:r>
           </w:p>
         </w:tc>
@@ -4287,7 +4196,6 @@
               <w:rPr>
                 <w:color w:val="526158"/>
               </w:rPr>
-              <w:t>Click or tap here to type.</w:t>
             </w:r>
           </w:p>
         </w:tc>
@@ -4313,7 +4221,6 @@
               <w:rPr>
                 <w:color w:val="526158"/>
               </w:rPr>
-              <w:t>Click or tap here to type.</w:t>
             </w:r>
           </w:p>
         </w:tc>
@@ -4339,7 +4246,6 @@
               <w:rPr>
                 <w:color w:val="526158"/>
               </w:rPr>
-              <w:t>Click or tap here to type.</w:t>
             </w:r>
           </w:p>
         </w:tc>
@@ -4366,7 +4272,6 @@
               <w:rPr>
                 <w:color w:val="526158"/>
               </w:rPr>
-              <w:t>Click or tap here to type.</w:t>
             </w:r>
           </w:p>
         </w:tc>
@@ -4395,7 +4300,6 @@
               <w:rPr>
                 <w:color w:val="526158"/>
               </w:rPr>
-              <w:t>Click or tap here to type.</w:t>
             </w:r>
           </w:p>
         </w:tc>
@@ -4421,7 +4325,6 @@
               <w:rPr>
                 <w:color w:val="526158"/>
               </w:rPr>
-              <w:t>Click or tap here to type.</w:t>
             </w:r>
           </w:p>
         </w:tc>
@@ -4447,7 +4350,6 @@
               <w:rPr>
                 <w:color w:val="526158"/>
               </w:rPr>
-              <w:t>Click or tap here to type.</w:t>
             </w:r>
           </w:p>
         </w:tc>
@@ -4473,7 +4375,6 @@
               <w:rPr>
                 <w:color w:val="526158"/>
               </w:rPr>
-              <w:t>Click or tap here to type.</w:t>
             </w:r>
           </w:p>
         </w:tc>
@@ -4500,7 +4401,6 @@
               <w:rPr>
                 <w:color w:val="526158"/>
               </w:rPr>
-              <w:t>Click or tap here to type.</w:t>
             </w:r>
           </w:p>
         </w:tc>
@@ -4529,7 +4429,6 @@
               <w:rPr>
                 <w:color w:val="526158"/>
               </w:rPr>
-              <w:t>Click or tap here to type.</w:t>
             </w:r>
           </w:p>
         </w:tc>
@@ -4555,7 +4454,6 @@
               <w:rPr>
                 <w:color w:val="526158"/>
               </w:rPr>
-              <w:t>Click or tap here to type.</w:t>
             </w:r>
           </w:p>
         </w:tc>
@@ -4581,7 +4479,6 @@
               <w:rPr>
                 <w:color w:val="526158"/>
               </w:rPr>
-              <w:t>Click or tap here to type.</w:t>
             </w:r>
           </w:p>
         </w:tc>
@@ -4607,7 +4504,6 @@
               <w:rPr>
                 <w:color w:val="526158"/>
               </w:rPr>
-              <w:t>Click or tap here to type.</w:t>
             </w:r>
           </w:p>
         </w:tc>
@@ -4634,7 +4530,6 @@
               <w:rPr>
                 <w:color w:val="526158"/>
               </w:rPr>
-              <w:t>Click or tap here to type.</w:t>
             </w:r>
           </w:p>
         </w:tc>
@@ -4663,7 +4558,6 @@
               <w:rPr>
                 <w:color w:val="526158"/>
               </w:rPr>
-              <w:t>Click or tap here to type.</w:t>
             </w:r>
           </w:p>
         </w:tc>
@@ -4689,7 +4583,6 @@
               <w:rPr>
                 <w:color w:val="526158"/>
               </w:rPr>
-              <w:t>Click or tap here to type.</w:t>
             </w:r>
           </w:p>
         </w:tc>
@@ -4715,7 +4608,6 @@
               <w:rPr>
                 <w:color w:val="526158"/>
               </w:rPr>
-              <w:t>Click or tap here to type.</w:t>
             </w:r>
           </w:p>
         </w:tc>
@@ -4741,7 +4633,6 @@
               <w:rPr>
                 <w:color w:val="526158"/>
               </w:rPr>
-              <w:t>Click or tap here to type.</w:t>
             </w:r>
           </w:p>
         </w:tc>
@@ -4768,7 +4659,6 @@
               <w:rPr>
                 <w:color w:val="526158"/>
               </w:rPr>
-              <w:t>Click or tap here to type.</w:t>
             </w:r>
           </w:p>
         </w:tc>
@@ -4797,7 +4687,6 @@
               <w:rPr>
                 <w:color w:val="526158"/>
               </w:rPr>
-              <w:t>Click or tap here to type.</w:t>
             </w:r>
           </w:p>
         </w:tc>
@@ -4823,7 +4712,6 @@
               <w:rPr>
                 <w:color w:val="526158"/>
               </w:rPr>
-              <w:t>Click or tap here to type.</w:t>
             </w:r>
           </w:p>
         </w:tc>
@@ -4849,7 +4737,6 @@
               <w:rPr>
                 <w:color w:val="526158"/>
               </w:rPr>
-              <w:t>Click or tap here to type.</w:t>
             </w:r>
           </w:p>
         </w:tc>
@@ -4875,7 +4762,6 @@
               <w:rPr>
                 <w:color w:val="526158"/>
               </w:rPr>
-              <w:t>Click or tap here to type.</w:t>
             </w:r>
           </w:p>
         </w:tc>
@@ -4902,7 +4788,6 @@
               <w:rPr>
                 <w:color w:val="526158"/>
               </w:rPr>
-              <w:t>Click or tap here to type.</w:t>
             </w:r>
           </w:p>
         </w:tc>
@@ -4931,7 +4816,6 @@
               <w:rPr>
                 <w:color w:val="526158"/>
               </w:rPr>
-              <w:t>Click or tap here to type.</w:t>
             </w:r>
           </w:p>
         </w:tc>
@@ -4957,7 +4841,6 @@
               <w:rPr>
                 <w:color w:val="526158"/>
               </w:rPr>
-              <w:t>Click or tap here to type.</w:t>
             </w:r>
           </w:p>
         </w:tc>
@@ -4983,7 +4866,6 @@
               <w:rPr>
                 <w:color w:val="526158"/>
               </w:rPr>
-              <w:t>Click or tap here to type.</w:t>
             </w:r>
           </w:p>
         </w:tc>
@@ -5009,7 +4891,6 @@
               <w:rPr>
                 <w:color w:val="526158"/>
               </w:rPr>
-              <w:t>Click or tap here to type.</w:t>
             </w:r>
           </w:p>
         </w:tc>
@@ -5036,7 +4917,6 @@
               <w:rPr>
                 <w:color w:val="526158"/>
               </w:rPr>
-              <w:t>Click or tap here to type.</w:t>
             </w:r>
           </w:p>
         </w:tc>
@@ -5600,59 +5480,56 @@
               <w:rPr>
                 <w:color w:val="526158"/>
               </w:rPr>
-              <w:t>Click or tap here to type.</w:t>
-            </w:r>
-          </w:p>
-        </w:tc>
-        <w:tc>
-          <w:tcPr>
-            <w:tcW w:w="2578" w:type="dxa"/>
-            <w:tcBorders>
-              <w:start w:val="single" w:sz="4" w:space="0" w:color="000000"/>
-              <w:bottom w:val="single" w:sz="4" w:space="0" w:color="000000"/>
-            </w:tcBorders>
-            <w:shd w:fill="FFFFFF" w:val="clear"/>
-          </w:tcPr>
-          <w:p>
-            <w:pPr>
-              <w:pStyle w:val="TableContents"/>
-              <w:bidi w:val="0"/>
-              <w:jc w:val="start"/>
-              <w:rPr>
-                <w:color w:val="526158"/>
-              </w:rPr>
-            </w:pPr>
-            <w:r>
-              <w:rPr>
-                <w:color w:val="526158"/>
-              </w:rPr>
-              <w:t>Click or tap here to type.</w:t>
-            </w:r>
-          </w:p>
-        </w:tc>
-        <w:tc>
-          <w:tcPr>
-            <w:tcW w:w="2578" w:type="dxa"/>
-            <w:tcBorders>
-              <w:start w:val="single" w:sz="4" w:space="0" w:color="000000"/>
-              <w:bottom w:val="single" w:sz="4" w:space="0" w:color="000000"/>
-            </w:tcBorders>
-            <w:shd w:fill="FFFFFF" w:val="clear"/>
-          </w:tcPr>
-          <w:p>
-            <w:pPr>
-              <w:pStyle w:val="TableContents"/>
-              <w:bidi w:val="0"/>
-              <w:jc w:val="start"/>
-              <w:rPr>
-                <w:color w:val="526158"/>
-              </w:rPr>
-            </w:pPr>
-            <w:r>
-              <w:rPr>
-                <w:color w:val="526158"/>
-              </w:rPr>
-              <w:t>Click or tap here to type.</w:t>
+            </w:r>
+          </w:p>
+        </w:tc>
+        <w:tc>
+          <w:tcPr>
+            <w:tcW w:w="2578" w:type="dxa"/>
+            <w:tcBorders>
+              <w:start w:val="single" w:sz="4" w:space="0" w:color="000000"/>
+              <w:bottom w:val="single" w:sz="4" w:space="0" w:color="000000"/>
+            </w:tcBorders>
+            <w:shd w:fill="FFFFFF" w:val="clear"/>
+          </w:tcPr>
+          <w:p>
+            <w:pPr>
+              <w:pStyle w:val="TableContents"/>
+              <w:bidi w:val="0"/>
+              <w:jc w:val="start"/>
+              <w:rPr>
+                <w:color w:val="526158"/>
+              </w:rPr>
+            </w:pPr>
+            <w:r>
+              <w:rPr>
+                <w:color w:val="526158"/>
+              </w:rPr>
+            </w:r>
+          </w:p>
+        </w:tc>
+        <w:tc>
+          <w:tcPr>
+            <w:tcW w:w="2578" w:type="dxa"/>
+            <w:tcBorders>
+              <w:start w:val="single" w:sz="4" w:space="0" w:color="000000"/>
+              <w:bottom w:val="single" w:sz="4" w:space="0" w:color="000000"/>
+            </w:tcBorders>
+            <w:shd w:fill="FFFFFF" w:val="clear"/>
+          </w:tcPr>
+          <w:p>
+            <w:pPr>
+              <w:pStyle w:val="TableContents"/>
+              <w:bidi w:val="0"/>
+              <w:jc w:val="start"/>
+              <w:rPr>
+                <w:color w:val="526158"/>
+              </w:rPr>
+            </w:pPr>
+            <w:r>
+              <w:rPr>
+                <w:color w:val="526158"/>
+              </w:rPr>
             </w:r>
           </w:p>
         </w:tc>
@@ -5679,7 +5556,6 @@
               <w:rPr>
                 <w:color w:val="526158"/>
               </w:rPr>
-              <w:t>Click or tap here to type.</w:t>
             </w:r>
           </w:p>
         </w:tc>
@@ -5708,7 +5584,6 @@
               <w:rPr>
                 <w:color w:val="526158"/>
               </w:rPr>
-              <w:t>Click or tap here to type.</w:t>
             </w:r>
           </w:p>
         </w:tc>
@@ -5734,7 +5609,6 @@
               <w:rPr>
                 <w:color w:val="526158"/>
               </w:rPr>
-              <w:t>Click or tap here to type.</w:t>
             </w:r>
           </w:p>
         </w:tc>
@@ -5760,7 +5634,6 @@
               <w:rPr>
                 <w:color w:val="526158"/>
               </w:rPr>
-              <w:t>Click or tap here to type.</w:t>
             </w:r>
           </w:p>
         </w:tc>
@@ -5787,7 +5660,6 @@
               <w:rPr>
                 <w:color w:val="526158"/>
               </w:rPr>
-              <w:t>Click or tap here to type.</w:t>
             </w:r>
           </w:p>
         </w:tc>
@@ -5816,59 +5688,56 @@
               <w:rPr>
                 <w:color w:val="526158"/>
               </w:rPr>
-              <w:t>Click or tap here to type.</w:t>
-            </w:r>
-          </w:p>
-        </w:tc>
-        <w:tc>
-          <w:tcPr>
-            <w:tcW w:w="2578" w:type="dxa"/>
-            <w:tcBorders>
-              <w:start w:val="single" w:sz="4" w:space="0" w:color="000000"/>
-              <w:bottom w:val="single" w:sz="4" w:space="0" w:color="000000"/>
-            </w:tcBorders>
-            <w:shd w:fill="FFFFFF" w:val="clear"/>
-          </w:tcPr>
-          <w:p>
-            <w:pPr>
-              <w:pStyle w:val="TableContents"/>
-              <w:bidi w:val="0"/>
-              <w:jc w:val="start"/>
-              <w:rPr>
-                <w:color w:val="526158"/>
-              </w:rPr>
-            </w:pPr>
-            <w:r>
-              <w:rPr>
-                <w:color w:val="526158"/>
-              </w:rPr>
-              <w:t>Click or tap here to type.</w:t>
-            </w:r>
-          </w:p>
-        </w:tc>
-        <w:tc>
-          <w:tcPr>
-            <w:tcW w:w="2578" w:type="dxa"/>
-            <w:tcBorders>
-              <w:start w:val="single" w:sz="4" w:space="0" w:color="000000"/>
-              <w:bottom w:val="single" w:sz="4" w:space="0" w:color="000000"/>
-            </w:tcBorders>
-            <w:shd w:fill="FFFFFF" w:val="clear"/>
-          </w:tcPr>
-          <w:p>
-            <w:pPr>
-              <w:pStyle w:val="TableContents"/>
-              <w:bidi w:val="0"/>
-              <w:jc w:val="start"/>
-              <w:rPr>
-                <w:color w:val="526158"/>
-              </w:rPr>
-            </w:pPr>
-            <w:r>
-              <w:rPr>
-                <w:color w:val="526158"/>
-              </w:rPr>
-              <w:t>Click or tap here to type.</w:t>
+            </w:r>
+          </w:p>
+        </w:tc>
+        <w:tc>
+          <w:tcPr>
+            <w:tcW w:w="2578" w:type="dxa"/>
+            <w:tcBorders>
+              <w:start w:val="single" w:sz="4" w:space="0" w:color="000000"/>
+              <w:bottom w:val="single" w:sz="4" w:space="0" w:color="000000"/>
+            </w:tcBorders>
+            <w:shd w:fill="FFFFFF" w:val="clear"/>
+          </w:tcPr>
+          <w:p>
+            <w:pPr>
+              <w:pStyle w:val="TableContents"/>
+              <w:bidi w:val="0"/>
+              <w:jc w:val="start"/>
+              <w:rPr>
+                <w:color w:val="526158"/>
+              </w:rPr>
+            </w:pPr>
+            <w:r>
+              <w:rPr>
+                <w:color w:val="526158"/>
+              </w:rPr>
+            </w:r>
+          </w:p>
+        </w:tc>
+        <w:tc>
+          <w:tcPr>
+            <w:tcW w:w="2578" w:type="dxa"/>
+            <w:tcBorders>
+              <w:start w:val="single" w:sz="4" w:space="0" w:color="000000"/>
+              <w:bottom w:val="single" w:sz="4" w:space="0" w:color="000000"/>
+            </w:tcBorders>
+            <w:shd w:fill="FFFFFF" w:val="clear"/>
+          </w:tcPr>
+          <w:p>
+            <w:pPr>
+              <w:pStyle w:val="TableContents"/>
+              <w:bidi w:val="0"/>
+              <w:jc w:val="start"/>
+              <w:rPr>
+                <w:color w:val="526158"/>
+              </w:rPr>
+            </w:pPr>
+            <w:r>
+              <w:rPr>
+                <w:color w:val="526158"/>
+              </w:rPr>
             </w:r>
           </w:p>
         </w:tc>
@@ -5895,7 +5764,6 @@
               <w:rPr>
                 <w:color w:val="526158"/>
               </w:rPr>
-              <w:t>Click or tap here to type.</w:t>
             </w:r>
           </w:p>
         </w:tc>
@@ -5924,7 +5792,6 @@
               <w:rPr>
                 <w:color w:val="526158"/>
               </w:rPr>
-              <w:t>Click or tap here to type.</w:t>
             </w:r>
           </w:p>
         </w:tc>
@@ -5950,7 +5817,6 @@
               <w:rPr>
                 <w:color w:val="526158"/>
               </w:rPr>
-              <w:t>Click or tap here to type.</w:t>
             </w:r>
           </w:p>
         </w:tc>
@@ -5976,7 +5842,6 @@
               <w:rPr>
                 <w:color w:val="526158"/>
               </w:rPr>
-              <w:t>Click or tap here to type.</w:t>
             </w:r>
           </w:p>
         </w:tc>
@@ -6003,7 +5868,6 @@
               <w:rPr>
                 <w:color w:val="526158"/>
               </w:rPr>
-              <w:t>Click or tap here to type.</w:t>
             </w:r>
           </w:p>
         </w:tc>
@@ -6032,59 +5896,56 @@
               <w:rPr>
                 <w:color w:val="526158"/>
               </w:rPr>
-              <w:t>Click or tap here to type.</w:t>
-            </w:r>
-          </w:p>
-        </w:tc>
-        <w:tc>
-          <w:tcPr>
-            <w:tcW w:w="2578" w:type="dxa"/>
-            <w:tcBorders>
-              <w:start w:val="single" w:sz="4" w:space="0" w:color="000000"/>
-              <w:bottom w:val="single" w:sz="4" w:space="0" w:color="000000"/>
-            </w:tcBorders>
-            <w:shd w:fill="FFFFFF" w:val="clear"/>
-          </w:tcPr>
-          <w:p>
-            <w:pPr>
-              <w:pStyle w:val="TableContents"/>
-              <w:bidi w:val="0"/>
-              <w:jc w:val="start"/>
-              <w:rPr>
-                <w:color w:val="526158"/>
-              </w:rPr>
-            </w:pPr>
-            <w:r>
-              <w:rPr>
-                <w:color w:val="526158"/>
-              </w:rPr>
-              <w:t>Click or tap here to type.</w:t>
-            </w:r>
-          </w:p>
-        </w:tc>
-        <w:tc>
-          <w:tcPr>
-            <w:tcW w:w="2578" w:type="dxa"/>
-            <w:tcBorders>
-              <w:start w:val="single" w:sz="4" w:space="0" w:color="000000"/>
-              <w:bottom w:val="single" w:sz="4" w:space="0" w:color="000000"/>
-            </w:tcBorders>
-            <w:shd w:fill="FFFFFF" w:val="clear"/>
-          </w:tcPr>
-          <w:p>
-            <w:pPr>
-              <w:pStyle w:val="TableContents"/>
-              <w:bidi w:val="0"/>
-              <w:jc w:val="start"/>
-              <w:rPr>
-                <w:color w:val="526158"/>
-              </w:rPr>
-            </w:pPr>
-            <w:r>
-              <w:rPr>
-                <w:color w:val="526158"/>
-              </w:rPr>
-              <w:t>Click or tap here to type.</w:t>
+            </w:r>
+          </w:p>
+        </w:tc>
+        <w:tc>
+          <w:tcPr>
+            <w:tcW w:w="2578" w:type="dxa"/>
+            <w:tcBorders>
+              <w:start w:val="single" w:sz="4" w:space="0" w:color="000000"/>
+              <w:bottom w:val="single" w:sz="4" w:space="0" w:color="000000"/>
+            </w:tcBorders>
+            <w:shd w:fill="FFFFFF" w:val="clear"/>
+          </w:tcPr>
+          <w:p>
+            <w:pPr>
+              <w:pStyle w:val="TableContents"/>
+              <w:bidi w:val="0"/>
+              <w:jc w:val="start"/>
+              <w:rPr>
+                <w:color w:val="526158"/>
+              </w:rPr>
+            </w:pPr>
+            <w:r>
+              <w:rPr>
+                <w:color w:val="526158"/>
+              </w:rPr>
+            </w:r>
+          </w:p>
+        </w:tc>
+        <w:tc>
+          <w:tcPr>
+            <w:tcW w:w="2578" w:type="dxa"/>
+            <w:tcBorders>
+              <w:start w:val="single" w:sz="4" w:space="0" w:color="000000"/>
+              <w:bottom w:val="single" w:sz="4" w:space="0" w:color="000000"/>
+            </w:tcBorders>
+            <w:shd w:fill="FFFFFF" w:val="clear"/>
+          </w:tcPr>
+          <w:p>
+            <w:pPr>
+              <w:pStyle w:val="TableContents"/>
+              <w:bidi w:val="0"/>
+              <w:jc w:val="start"/>
+              <w:rPr>
+                <w:color w:val="526158"/>
+              </w:rPr>
+            </w:pPr>
+            <w:r>
+              <w:rPr>
+                <w:color w:val="526158"/>
+              </w:rPr>
             </w:r>
           </w:p>
         </w:tc>
@@ -6111,7 +5972,6 @@
               <w:rPr>
                 <w:color w:val="526158"/>
               </w:rPr>
-              <w:t>Click or tap here to type.</w:t>
             </w:r>
           </w:p>
         </w:tc>
@@ -6140,7 +6000,6 @@
               <w:rPr>
                 <w:color w:val="526158"/>
               </w:rPr>
-              <w:t>Click or tap here to type.</w:t>
             </w:r>
           </w:p>
         </w:tc>
@@ -6166,7 +6025,6 @@
               <w:rPr>
                 <w:color w:val="526158"/>
               </w:rPr>
-              <w:t>Click or tap here to type.</w:t>
             </w:r>
           </w:p>
         </w:tc>
@@ -6192,7 +6050,6 @@
               <w:rPr>
                 <w:color w:val="526158"/>
               </w:rPr>
-              <w:t>Click or tap here to type.</w:t>
             </w:r>
           </w:p>
         </w:tc>
@@ -6219,7 +6076,6 @@
               <w:rPr>
                 <w:color w:val="526158"/>
               </w:rPr>
-              <w:t>Click or tap here to type.</w:t>
             </w:r>
           </w:p>
         </w:tc>
@@ -6248,59 +6104,56 @@
               <w:rPr>
                 <w:color w:val="526158"/>
               </w:rPr>
-              <w:t>Click or tap here to type.</w:t>
-            </w:r>
-          </w:p>
-        </w:tc>
-        <w:tc>
-          <w:tcPr>
-            <w:tcW w:w="2578" w:type="dxa"/>
-            <w:tcBorders>
-              <w:start w:val="single" w:sz="4" w:space="0" w:color="000000"/>
-              <w:bottom w:val="single" w:sz="4" w:space="0" w:color="000000"/>
-            </w:tcBorders>
-            <w:shd w:fill="FFFFFF" w:val="clear"/>
-          </w:tcPr>
-          <w:p>
-            <w:pPr>
-              <w:pStyle w:val="TableContents"/>
-              <w:bidi w:val="0"/>
-              <w:jc w:val="start"/>
-              <w:rPr>
-                <w:color w:val="526158"/>
-              </w:rPr>
-            </w:pPr>
-            <w:r>
-              <w:rPr>
-                <w:color w:val="526158"/>
-              </w:rPr>
-              <w:t>Click or tap here to type.</w:t>
-            </w:r>
-          </w:p>
-        </w:tc>
-        <w:tc>
-          <w:tcPr>
-            <w:tcW w:w="2578" w:type="dxa"/>
-            <w:tcBorders>
-              <w:start w:val="single" w:sz="4" w:space="0" w:color="000000"/>
-              <w:bottom w:val="single" w:sz="4" w:space="0" w:color="000000"/>
-            </w:tcBorders>
-            <w:shd w:fill="FFFFFF" w:val="clear"/>
-          </w:tcPr>
-          <w:p>
-            <w:pPr>
-              <w:pStyle w:val="TableContents"/>
-              <w:bidi w:val="0"/>
-              <w:jc w:val="start"/>
-              <w:rPr>
-                <w:color w:val="526158"/>
-              </w:rPr>
-            </w:pPr>
-            <w:r>
-              <w:rPr>
-                <w:color w:val="526158"/>
-              </w:rPr>
-              <w:t>Click or tap here to type.</w:t>
+            </w:r>
+          </w:p>
+        </w:tc>
+        <w:tc>
+          <w:tcPr>
+            <w:tcW w:w="2578" w:type="dxa"/>
+            <w:tcBorders>
+              <w:start w:val="single" w:sz="4" w:space="0" w:color="000000"/>
+              <w:bottom w:val="single" w:sz="4" w:space="0" w:color="000000"/>
+            </w:tcBorders>
+            <w:shd w:fill="FFFFFF" w:val="clear"/>
+          </w:tcPr>
+          <w:p>
+            <w:pPr>
+              <w:pStyle w:val="TableContents"/>
+              <w:bidi w:val="0"/>
+              <w:jc w:val="start"/>
+              <w:rPr>
+                <w:color w:val="526158"/>
+              </w:rPr>
+            </w:pPr>
+            <w:r>
+              <w:rPr>
+                <w:color w:val="526158"/>
+              </w:rPr>
+            </w:r>
+          </w:p>
+        </w:tc>
+        <w:tc>
+          <w:tcPr>
+            <w:tcW w:w="2578" w:type="dxa"/>
+            <w:tcBorders>
+              <w:start w:val="single" w:sz="4" w:space="0" w:color="000000"/>
+              <w:bottom w:val="single" w:sz="4" w:space="0" w:color="000000"/>
+            </w:tcBorders>
+            <w:shd w:fill="FFFFFF" w:val="clear"/>
+          </w:tcPr>
+          <w:p>
+            <w:pPr>
+              <w:pStyle w:val="TableContents"/>
+              <w:bidi w:val="0"/>
+              <w:jc w:val="start"/>
+              <w:rPr>
+                <w:color w:val="526158"/>
+              </w:rPr>
+            </w:pPr>
+            <w:r>
+              <w:rPr>
+                <w:color w:val="526158"/>
+              </w:rPr>
             </w:r>
           </w:p>
         </w:tc>
@@ -6327,7 +6180,6 @@
               <w:rPr>
                 <w:color w:val="526158"/>
               </w:rPr>
-              <w:t>Click or tap here to type.</w:t>
             </w:r>
           </w:p>
         </w:tc>
@@ -6356,7 +6208,6 @@
               <w:rPr>
                 <w:color w:val="526158"/>
               </w:rPr>
-              <w:t>Click or tap here to type.</w:t>
             </w:r>
           </w:p>
         </w:tc>
@@ -6382,7 +6233,6 @@
               <w:rPr>
                 <w:color w:val="526158"/>
               </w:rPr>
-              <w:t>Click or tap here to type.</w:t>
             </w:r>
           </w:p>
         </w:tc>
@@ -6408,7 +6258,6 @@
               <w:rPr>
                 <w:color w:val="526158"/>
               </w:rPr>
-              <w:t>Click or tap here to type.</w:t>
             </w:r>
           </w:p>
         </w:tc>
@@ -6435,7 +6284,6 @@
               <w:rPr>
                 <w:color w:val="526158"/>
               </w:rPr>
-              <w:t>Click or tap here to type.</w:t>
             </w:r>
           </w:p>
         </w:tc>
@@ -6464,59 +6312,56 @@
               <w:rPr>
                 <w:color w:val="526158"/>
               </w:rPr>
-              <w:t>Click or tap here to type.</w:t>
-            </w:r>
-          </w:p>
-        </w:tc>
-        <w:tc>
-          <w:tcPr>
-            <w:tcW w:w="2578" w:type="dxa"/>
-            <w:tcBorders>
-              <w:start w:val="single" w:sz="4" w:space="0" w:color="000000"/>
-              <w:bottom w:val="single" w:sz="4" w:space="0" w:color="000000"/>
-            </w:tcBorders>
-            <w:shd w:fill="FFFFFF" w:val="clear"/>
-          </w:tcPr>
-          <w:p>
-            <w:pPr>
-              <w:pStyle w:val="TableContents"/>
-              <w:bidi w:val="0"/>
-              <w:jc w:val="start"/>
-              <w:rPr>
-                <w:color w:val="526158"/>
-              </w:rPr>
-            </w:pPr>
-            <w:r>
-              <w:rPr>
-                <w:color w:val="526158"/>
-              </w:rPr>
-              <w:t>Click or tap here to type.</w:t>
-            </w:r>
-          </w:p>
-        </w:tc>
-        <w:tc>
-          <w:tcPr>
-            <w:tcW w:w="2578" w:type="dxa"/>
-            <w:tcBorders>
-              <w:start w:val="single" w:sz="4" w:space="0" w:color="000000"/>
-              <w:bottom w:val="single" w:sz="4" w:space="0" w:color="000000"/>
-            </w:tcBorders>
-            <w:shd w:fill="FFFFFF" w:val="clear"/>
-          </w:tcPr>
-          <w:p>
-            <w:pPr>
-              <w:pStyle w:val="TableContents"/>
-              <w:bidi w:val="0"/>
-              <w:jc w:val="start"/>
-              <w:rPr>
-                <w:color w:val="526158"/>
-              </w:rPr>
-            </w:pPr>
-            <w:r>
-              <w:rPr>
-                <w:color w:val="526158"/>
-              </w:rPr>
-              <w:t>Click or tap here to type.</w:t>
+            </w:r>
+          </w:p>
+        </w:tc>
+        <w:tc>
+          <w:tcPr>
+            <w:tcW w:w="2578" w:type="dxa"/>
+            <w:tcBorders>
+              <w:start w:val="single" w:sz="4" w:space="0" w:color="000000"/>
+              <w:bottom w:val="single" w:sz="4" w:space="0" w:color="000000"/>
+            </w:tcBorders>
+            <w:shd w:fill="FFFFFF" w:val="clear"/>
+          </w:tcPr>
+          <w:p>
+            <w:pPr>
+              <w:pStyle w:val="TableContents"/>
+              <w:bidi w:val="0"/>
+              <w:jc w:val="start"/>
+              <w:rPr>
+                <w:color w:val="526158"/>
+              </w:rPr>
+            </w:pPr>
+            <w:r>
+              <w:rPr>
+                <w:color w:val="526158"/>
+              </w:rPr>
+            </w:r>
+          </w:p>
+        </w:tc>
+        <w:tc>
+          <w:tcPr>
+            <w:tcW w:w="2578" w:type="dxa"/>
+            <w:tcBorders>
+              <w:start w:val="single" w:sz="4" w:space="0" w:color="000000"/>
+              <w:bottom w:val="single" w:sz="4" w:space="0" w:color="000000"/>
+            </w:tcBorders>
+            <w:shd w:fill="FFFFFF" w:val="clear"/>
+          </w:tcPr>
+          <w:p>
+            <w:pPr>
+              <w:pStyle w:val="TableContents"/>
+              <w:bidi w:val="0"/>
+              <w:jc w:val="start"/>
+              <w:rPr>
+                <w:color w:val="526158"/>
+              </w:rPr>
+            </w:pPr>
+            <w:r>
+              <w:rPr>
+                <w:color w:val="526158"/>
+              </w:rPr>
             </w:r>
           </w:p>
         </w:tc>
@@ -6543,7 +6388,6 @@
               <w:rPr>
                 <w:color w:val="526158"/>
               </w:rPr>
-              <w:t>Click or tap here to type.</w:t>
             </w:r>
           </w:p>
         </w:tc>
@@ -7202,59 +7046,56 @@
               <w:rPr>
                 <w:color w:val="526158"/>
               </w:rPr>
-              <w:t>Click or tap here to type.</w:t>
-            </w:r>
-          </w:p>
-        </w:tc>
-        <w:tc>
-          <w:tcPr>
-            <w:tcW w:w="2578" w:type="dxa"/>
-            <w:tcBorders>
-              <w:start w:val="single" w:sz="4" w:space="0" w:color="000000"/>
-              <w:bottom w:val="single" w:sz="4" w:space="0" w:color="000000"/>
-            </w:tcBorders>
-            <w:shd w:fill="FFFFFF" w:val="clear"/>
-          </w:tcPr>
-          <w:p>
-            <w:pPr>
-              <w:pStyle w:val="TableContents"/>
-              <w:bidi w:val="0"/>
-              <w:jc w:val="start"/>
-              <w:rPr>
-                <w:color w:val="526158"/>
-              </w:rPr>
-            </w:pPr>
-            <w:r>
-              <w:rPr>
-                <w:color w:val="526158"/>
-              </w:rPr>
-              <w:t>Click or tap here to type.</w:t>
-            </w:r>
-          </w:p>
-        </w:tc>
-        <w:tc>
-          <w:tcPr>
-            <w:tcW w:w="2578" w:type="dxa"/>
-            <w:tcBorders>
-              <w:start w:val="single" w:sz="4" w:space="0" w:color="000000"/>
-              <w:bottom w:val="single" w:sz="4" w:space="0" w:color="000000"/>
-            </w:tcBorders>
-            <w:shd w:fill="FFFFFF" w:val="clear"/>
-          </w:tcPr>
-          <w:p>
-            <w:pPr>
-              <w:pStyle w:val="TableContents"/>
-              <w:bidi w:val="0"/>
-              <w:jc w:val="start"/>
-              <w:rPr>
-                <w:color w:val="526158"/>
-              </w:rPr>
-            </w:pPr>
-            <w:r>
-              <w:rPr>
-                <w:color w:val="526158"/>
-              </w:rPr>
-              <w:t>Click or tap here to type.</w:t>
+            </w:r>
+          </w:p>
+        </w:tc>
+        <w:tc>
+          <w:tcPr>
+            <w:tcW w:w="2578" w:type="dxa"/>
+            <w:tcBorders>
+              <w:start w:val="single" w:sz="4" w:space="0" w:color="000000"/>
+              <w:bottom w:val="single" w:sz="4" w:space="0" w:color="000000"/>
+            </w:tcBorders>
+            <w:shd w:fill="FFFFFF" w:val="clear"/>
+          </w:tcPr>
+          <w:p>
+            <w:pPr>
+              <w:pStyle w:val="TableContents"/>
+              <w:bidi w:val="0"/>
+              <w:jc w:val="start"/>
+              <w:rPr>
+                <w:color w:val="526158"/>
+              </w:rPr>
+            </w:pPr>
+            <w:r>
+              <w:rPr>
+                <w:color w:val="526158"/>
+              </w:rPr>
+            </w:r>
+          </w:p>
+        </w:tc>
+        <w:tc>
+          <w:tcPr>
+            <w:tcW w:w="2578" w:type="dxa"/>
+            <w:tcBorders>
+              <w:start w:val="single" w:sz="4" w:space="0" w:color="000000"/>
+              <w:bottom w:val="single" w:sz="4" w:space="0" w:color="000000"/>
+            </w:tcBorders>
+            <w:shd w:fill="FFFFFF" w:val="clear"/>
+          </w:tcPr>
+          <w:p>
+            <w:pPr>
+              <w:pStyle w:val="TableContents"/>
+              <w:bidi w:val="0"/>
+              <w:jc w:val="start"/>
+              <w:rPr>
+                <w:color w:val="526158"/>
+              </w:rPr>
+            </w:pPr>
+            <w:r>
+              <w:rPr>
+                <w:color w:val="526158"/>
+              </w:rPr>
             </w:r>
           </w:p>
         </w:tc>
@@ -7281,7 +7122,6 @@
               <w:rPr>
                 <w:color w:val="526158"/>
               </w:rPr>
-              <w:t>Click or tap here to type.</w:t>
             </w:r>
           </w:p>
         </w:tc>
@@ -7310,7 +7150,6 @@
               <w:rPr>
                 <w:color w:val="526158"/>
               </w:rPr>
-              <w:t>Click or tap here to type.</w:t>
             </w:r>
           </w:p>
         </w:tc>
@@ -7336,7 +7175,6 @@
               <w:rPr>
                 <w:color w:val="526158"/>
               </w:rPr>
-              <w:t>Click or tap here to type.</w:t>
             </w:r>
           </w:p>
         </w:tc>
@@ -7362,7 +7200,6 @@
               <w:rPr>
                 <w:color w:val="526158"/>
               </w:rPr>
-              <w:t>Click or tap here to type.</w:t>
             </w:r>
           </w:p>
         </w:tc>
@@ -7389,7 +7226,6 @@
               <w:rPr>
                 <w:color w:val="526158"/>
               </w:rPr>
-              <w:t>Click or tap here to type.</w:t>
             </w:r>
           </w:p>
         </w:tc>
@@ -7418,59 +7254,56 @@
               <w:rPr>
                 <w:color w:val="526158"/>
               </w:rPr>
-              <w:t>Click or tap here to type.</w:t>
-            </w:r>
-          </w:p>
-        </w:tc>
-        <w:tc>
-          <w:tcPr>
-            <w:tcW w:w="2578" w:type="dxa"/>
-            <w:tcBorders>
-              <w:start w:val="single" w:sz="4" w:space="0" w:color="000000"/>
-              <w:bottom w:val="single" w:sz="4" w:space="0" w:color="000000"/>
-            </w:tcBorders>
-            <w:shd w:fill="FFFFFF" w:val="clear"/>
-          </w:tcPr>
-          <w:p>
-            <w:pPr>
-              <w:pStyle w:val="TableContents"/>
-              <w:bidi w:val="0"/>
-              <w:jc w:val="start"/>
-              <w:rPr>
-                <w:color w:val="526158"/>
-              </w:rPr>
-            </w:pPr>
-            <w:r>
-              <w:rPr>
-                <w:color w:val="526158"/>
-              </w:rPr>
-              <w:t>Click or tap here to type.</w:t>
-            </w:r>
-          </w:p>
-        </w:tc>
-        <w:tc>
-          <w:tcPr>
-            <w:tcW w:w="2578" w:type="dxa"/>
-            <w:tcBorders>
-              <w:start w:val="single" w:sz="4" w:space="0" w:color="000000"/>
-              <w:bottom w:val="single" w:sz="4" w:space="0" w:color="000000"/>
-            </w:tcBorders>
-            <w:shd w:fill="FFFFFF" w:val="clear"/>
-          </w:tcPr>
-          <w:p>
-            <w:pPr>
-              <w:pStyle w:val="TableContents"/>
-              <w:bidi w:val="0"/>
-              <w:jc w:val="start"/>
-              <w:rPr>
-                <w:color w:val="526158"/>
-              </w:rPr>
-            </w:pPr>
-            <w:r>
-              <w:rPr>
-                <w:color w:val="526158"/>
-              </w:rPr>
-              <w:t>Click or tap here to type.</w:t>
+            </w:r>
+          </w:p>
+        </w:tc>
+        <w:tc>
+          <w:tcPr>
+            <w:tcW w:w="2578" w:type="dxa"/>
+            <w:tcBorders>
+              <w:start w:val="single" w:sz="4" w:space="0" w:color="000000"/>
+              <w:bottom w:val="single" w:sz="4" w:space="0" w:color="000000"/>
+            </w:tcBorders>
+            <w:shd w:fill="FFFFFF" w:val="clear"/>
+          </w:tcPr>
+          <w:p>
+            <w:pPr>
+              <w:pStyle w:val="TableContents"/>
+              <w:bidi w:val="0"/>
+              <w:jc w:val="start"/>
+              <w:rPr>
+                <w:color w:val="526158"/>
+              </w:rPr>
+            </w:pPr>
+            <w:r>
+              <w:rPr>
+                <w:color w:val="526158"/>
+              </w:rPr>
+            </w:r>
+          </w:p>
+        </w:tc>
+        <w:tc>
+          <w:tcPr>
+            <w:tcW w:w="2578" w:type="dxa"/>
+            <w:tcBorders>
+              <w:start w:val="single" w:sz="4" w:space="0" w:color="000000"/>
+              <w:bottom w:val="single" w:sz="4" w:space="0" w:color="000000"/>
+            </w:tcBorders>
+            <w:shd w:fill="FFFFFF" w:val="clear"/>
+          </w:tcPr>
+          <w:p>
+            <w:pPr>
+              <w:pStyle w:val="TableContents"/>
+              <w:bidi w:val="0"/>
+              <w:jc w:val="start"/>
+              <w:rPr>
+                <w:color w:val="526158"/>
+              </w:rPr>
+            </w:pPr>
+            <w:r>
+              <w:rPr>
+                <w:color w:val="526158"/>
+              </w:rPr>
             </w:r>
           </w:p>
         </w:tc>
@@ -7497,7 +7330,6 @@
               <w:rPr>
                 <w:color w:val="526158"/>
               </w:rPr>
-              <w:t>Click or tap here to type.</w:t>
             </w:r>
           </w:p>
         </w:tc>
@@ -7526,7 +7358,6 @@
               <w:rPr>
                 <w:color w:val="526158"/>
               </w:rPr>
-              <w:t>Click or tap here to type.</w:t>
             </w:r>
           </w:p>
         </w:tc>
@@ -7552,7 +7383,6 @@
               <w:rPr>
                 <w:color w:val="526158"/>
               </w:rPr>
-              <w:t>Click or tap here to type.</w:t>
             </w:r>
           </w:p>
         </w:tc>
@@ -7578,7 +7408,6 @@
               <w:rPr>
                 <w:color w:val="526158"/>
               </w:rPr>
-              <w:t>Click or tap here to type.</w:t>
             </w:r>
           </w:p>
         </w:tc>
@@ -7605,7 +7434,6 @@
               <w:rPr>
                 <w:color w:val="526158"/>
               </w:rPr>
-              <w:t>Click or tap here to type.</w:t>
             </w:r>
           </w:p>
         </w:tc>
@@ -7634,59 +7462,56 @@
               <w:rPr>
                 <w:color w:val="526158"/>
               </w:rPr>
-              <w:t>Click or tap here to type.</w:t>
-            </w:r>
-          </w:p>
-        </w:tc>
-        <w:tc>
-          <w:tcPr>
-            <w:tcW w:w="2578" w:type="dxa"/>
-            <w:tcBorders>
-              <w:start w:val="single" w:sz="4" w:space="0" w:color="000000"/>
-              <w:bottom w:val="single" w:sz="4" w:space="0" w:color="000000"/>
-            </w:tcBorders>
-            <w:shd w:fill="FFFFFF" w:val="clear"/>
-          </w:tcPr>
-          <w:p>
-            <w:pPr>
-              <w:pStyle w:val="TableContents"/>
-              <w:bidi w:val="0"/>
-              <w:jc w:val="start"/>
-              <w:rPr>
-                <w:color w:val="526158"/>
-              </w:rPr>
-            </w:pPr>
-            <w:r>
-              <w:rPr>
-                <w:color w:val="526158"/>
-              </w:rPr>
-              <w:t>Click or tap here to type.</w:t>
-            </w:r>
-          </w:p>
-        </w:tc>
-        <w:tc>
-          <w:tcPr>
-            <w:tcW w:w="2578" w:type="dxa"/>
-            <w:tcBorders>
-              <w:start w:val="single" w:sz="4" w:space="0" w:color="000000"/>
-              <w:bottom w:val="single" w:sz="4" w:space="0" w:color="000000"/>
-            </w:tcBorders>
-            <w:shd w:fill="FFFFFF" w:val="clear"/>
-          </w:tcPr>
-          <w:p>
-            <w:pPr>
-              <w:pStyle w:val="TableContents"/>
-              <w:bidi w:val="0"/>
-              <w:jc w:val="start"/>
-              <w:rPr>
-                <w:color w:val="526158"/>
-              </w:rPr>
-            </w:pPr>
-            <w:r>
-              <w:rPr>
-                <w:color w:val="526158"/>
-              </w:rPr>
-              <w:t>Click or tap here to type.</w:t>
+            </w:r>
+          </w:p>
+        </w:tc>
+        <w:tc>
+          <w:tcPr>
+            <w:tcW w:w="2578" w:type="dxa"/>
+            <w:tcBorders>
+              <w:start w:val="single" w:sz="4" w:space="0" w:color="000000"/>
+              <w:bottom w:val="single" w:sz="4" w:space="0" w:color="000000"/>
+            </w:tcBorders>
+            <w:shd w:fill="FFFFFF" w:val="clear"/>
+          </w:tcPr>
+          <w:p>
+            <w:pPr>
+              <w:pStyle w:val="TableContents"/>
+              <w:bidi w:val="0"/>
+              <w:jc w:val="start"/>
+              <w:rPr>
+                <w:color w:val="526158"/>
+              </w:rPr>
+            </w:pPr>
+            <w:r>
+              <w:rPr>
+                <w:color w:val="526158"/>
+              </w:rPr>
+            </w:r>
+          </w:p>
+        </w:tc>
+        <w:tc>
+          <w:tcPr>
+            <w:tcW w:w="2578" w:type="dxa"/>
+            <w:tcBorders>
+              <w:start w:val="single" w:sz="4" w:space="0" w:color="000000"/>
+              <w:bottom w:val="single" w:sz="4" w:space="0" w:color="000000"/>
+            </w:tcBorders>
+            <w:shd w:fill="FFFFFF" w:val="clear"/>
+          </w:tcPr>
+          <w:p>
+            <w:pPr>
+              <w:pStyle w:val="TableContents"/>
+              <w:bidi w:val="0"/>
+              <w:jc w:val="start"/>
+              <w:rPr>
+                <w:color w:val="526158"/>
+              </w:rPr>
+            </w:pPr>
+            <w:r>
+              <w:rPr>
+                <w:color w:val="526158"/>
+              </w:rPr>
             </w:r>
           </w:p>
         </w:tc>
@@ -7713,7 +7538,6 @@
               <w:rPr>
                 <w:color w:val="526158"/>
               </w:rPr>
-              <w:t>Click or tap here to type.</w:t>
             </w:r>
           </w:p>
         </w:tc>
@@ -8242,59 +8066,56 @@
               <w:rPr>
                 <w:color w:val="526158"/>
               </w:rPr>
-              <w:t>Click or tap here to type.</w:t>
-            </w:r>
-          </w:p>
-        </w:tc>
-        <w:tc>
-          <w:tcPr>
-            <w:tcW w:w="2578" w:type="dxa"/>
-            <w:tcBorders>
-              <w:start w:val="single" w:sz="4" w:space="0" w:color="000000"/>
-              <w:bottom w:val="single" w:sz="4" w:space="0" w:color="000000"/>
-            </w:tcBorders>
-            <w:shd w:fill="FFFFFF" w:val="clear"/>
-          </w:tcPr>
-          <w:p>
-            <w:pPr>
-              <w:pStyle w:val="TableContents"/>
-              <w:bidi w:val="0"/>
-              <w:jc w:val="start"/>
-              <w:rPr>
-                <w:color w:val="526158"/>
-              </w:rPr>
-            </w:pPr>
-            <w:r>
-              <w:rPr>
-                <w:color w:val="526158"/>
-              </w:rPr>
-              <w:t>Click or tap here to type.</w:t>
-            </w:r>
-          </w:p>
-        </w:tc>
-        <w:tc>
-          <w:tcPr>
-            <w:tcW w:w="2578" w:type="dxa"/>
-            <w:tcBorders>
-              <w:start w:val="single" w:sz="4" w:space="0" w:color="000000"/>
-              <w:bottom w:val="single" w:sz="4" w:space="0" w:color="000000"/>
-            </w:tcBorders>
-            <w:shd w:fill="FFFFFF" w:val="clear"/>
-          </w:tcPr>
-          <w:p>
-            <w:pPr>
-              <w:pStyle w:val="TableContents"/>
-              <w:bidi w:val="0"/>
-              <w:jc w:val="start"/>
-              <w:rPr>
-                <w:color w:val="526158"/>
-              </w:rPr>
-            </w:pPr>
-            <w:r>
-              <w:rPr>
-                <w:color w:val="526158"/>
-              </w:rPr>
-              <w:t>Click or tap here to type.</w:t>
+            </w:r>
+          </w:p>
+        </w:tc>
+        <w:tc>
+          <w:tcPr>
+            <w:tcW w:w="2578" w:type="dxa"/>
+            <w:tcBorders>
+              <w:start w:val="single" w:sz="4" w:space="0" w:color="000000"/>
+              <w:bottom w:val="single" w:sz="4" w:space="0" w:color="000000"/>
+            </w:tcBorders>
+            <w:shd w:fill="FFFFFF" w:val="clear"/>
+          </w:tcPr>
+          <w:p>
+            <w:pPr>
+              <w:pStyle w:val="TableContents"/>
+              <w:bidi w:val="0"/>
+              <w:jc w:val="start"/>
+              <w:rPr>
+                <w:color w:val="526158"/>
+              </w:rPr>
+            </w:pPr>
+            <w:r>
+              <w:rPr>
+                <w:color w:val="526158"/>
+              </w:rPr>
+            </w:r>
+          </w:p>
+        </w:tc>
+        <w:tc>
+          <w:tcPr>
+            <w:tcW w:w="2578" w:type="dxa"/>
+            <w:tcBorders>
+              <w:start w:val="single" w:sz="4" w:space="0" w:color="000000"/>
+              <w:bottom w:val="single" w:sz="4" w:space="0" w:color="000000"/>
+            </w:tcBorders>
+            <w:shd w:fill="FFFFFF" w:val="clear"/>
+          </w:tcPr>
+          <w:p>
+            <w:pPr>
+              <w:pStyle w:val="TableContents"/>
+              <w:bidi w:val="0"/>
+              <w:jc w:val="start"/>
+              <w:rPr>
+                <w:color w:val="526158"/>
+              </w:rPr>
+            </w:pPr>
+            <w:r>
+              <w:rPr>
+                <w:color w:val="526158"/>
+              </w:rPr>
             </w:r>
           </w:p>
         </w:tc>
@@ -8321,7 +8142,6 @@
               <w:rPr>
                 <w:color w:val="526158"/>
               </w:rPr>
-              <w:t>Click or tap here to type.</w:t>
             </w:r>
           </w:p>
         </w:tc>
@@ -8350,7 +8170,6 @@
               <w:rPr>
                 <w:color w:val="526158"/>
               </w:rPr>
-              <w:t>Click or tap here to type.</w:t>
             </w:r>
           </w:p>
         </w:tc>
@@ -8376,7 +8195,6 @@
               <w:rPr>
                 <w:color w:val="526158"/>
               </w:rPr>
-              <w:t>Click or tap here to type.</w:t>
             </w:r>
           </w:p>
         </w:tc>
@@ -8402,7 +8220,6 @@
               <w:rPr>
                 <w:color w:val="526158"/>
               </w:rPr>
-              <w:t>Click or tap here to type.</w:t>
             </w:r>
           </w:p>
         </w:tc>
@@ -8429,7 +8246,6 @@
               <w:rPr>
                 <w:color w:val="526158"/>
               </w:rPr>
-              <w:t>Click or tap here to type.</w:t>
             </w:r>
           </w:p>
         </w:tc>
@@ -8458,59 +8274,56 @@
               <w:rPr>
                 <w:color w:val="526158"/>
               </w:rPr>
-              <w:t>Click or tap here to type.</w:t>
-            </w:r>
-          </w:p>
-        </w:tc>
-        <w:tc>
-          <w:tcPr>
-            <w:tcW w:w="2578" w:type="dxa"/>
-            <w:tcBorders>
-              <w:start w:val="single" w:sz="4" w:space="0" w:color="000000"/>
-              <w:bottom w:val="single" w:sz="4" w:space="0" w:color="000000"/>
-            </w:tcBorders>
-            <w:shd w:fill="FFFFFF" w:val="clear"/>
-          </w:tcPr>
-          <w:p>
-            <w:pPr>
-              <w:pStyle w:val="TableContents"/>
-              <w:bidi w:val="0"/>
-              <w:jc w:val="start"/>
-              <w:rPr>
-                <w:color w:val="526158"/>
-              </w:rPr>
-            </w:pPr>
-            <w:r>
-              <w:rPr>
-                <w:color w:val="526158"/>
-              </w:rPr>
-              <w:t>Click or tap here to type.</w:t>
-            </w:r>
-          </w:p>
-        </w:tc>
-        <w:tc>
-          <w:tcPr>
-            <w:tcW w:w="2578" w:type="dxa"/>
-            <w:tcBorders>
-              <w:start w:val="single" w:sz="4" w:space="0" w:color="000000"/>
-              <w:bottom w:val="single" w:sz="4" w:space="0" w:color="000000"/>
-            </w:tcBorders>
-            <w:shd w:fill="FFFFFF" w:val="clear"/>
-          </w:tcPr>
-          <w:p>
-            <w:pPr>
-              <w:pStyle w:val="TableContents"/>
-              <w:bidi w:val="0"/>
-              <w:jc w:val="start"/>
-              <w:rPr>
-                <w:color w:val="526158"/>
-              </w:rPr>
-            </w:pPr>
-            <w:r>
-              <w:rPr>
-                <w:color w:val="526158"/>
-              </w:rPr>
-              <w:t>Click or tap here to type.</w:t>
+            </w:r>
+          </w:p>
+        </w:tc>
+        <w:tc>
+          <w:tcPr>
+            <w:tcW w:w="2578" w:type="dxa"/>
+            <w:tcBorders>
+              <w:start w:val="single" w:sz="4" w:space="0" w:color="000000"/>
+              <w:bottom w:val="single" w:sz="4" w:space="0" w:color="000000"/>
+            </w:tcBorders>
+            <w:shd w:fill="FFFFFF" w:val="clear"/>
+          </w:tcPr>
+          <w:p>
+            <w:pPr>
+              <w:pStyle w:val="TableContents"/>
+              <w:bidi w:val="0"/>
+              <w:jc w:val="start"/>
+              <w:rPr>
+                <w:color w:val="526158"/>
+              </w:rPr>
+            </w:pPr>
+            <w:r>
+              <w:rPr>
+                <w:color w:val="526158"/>
+              </w:rPr>
+            </w:r>
+          </w:p>
+        </w:tc>
+        <w:tc>
+          <w:tcPr>
+            <w:tcW w:w="2578" w:type="dxa"/>
+            <w:tcBorders>
+              <w:start w:val="single" w:sz="4" w:space="0" w:color="000000"/>
+              <w:bottom w:val="single" w:sz="4" w:space="0" w:color="000000"/>
+            </w:tcBorders>
+            <w:shd w:fill="FFFFFF" w:val="clear"/>
+          </w:tcPr>
+          <w:p>
+            <w:pPr>
+              <w:pStyle w:val="TableContents"/>
+              <w:bidi w:val="0"/>
+              <w:jc w:val="start"/>
+              <w:rPr>
+                <w:color w:val="526158"/>
+              </w:rPr>
+            </w:pPr>
+            <w:r>
+              <w:rPr>
+                <w:color w:val="526158"/>
+              </w:rPr>
             </w:r>
           </w:p>
         </w:tc>
@@ -8537,7 +8350,6 @@
               <w:rPr>
                 <w:color w:val="526158"/>
               </w:rPr>
-              <w:t>Click or tap here to type.</w:t>
             </w:r>
           </w:p>
         </w:tc>
@@ -8566,7 +8378,6 @@
               <w:rPr>
                 <w:color w:val="526158"/>
               </w:rPr>
-              <w:t>Click or tap here to type.</w:t>
             </w:r>
           </w:p>
         </w:tc>
@@ -8592,7 +8403,6 @@
               <w:rPr>
                 <w:color w:val="526158"/>
               </w:rPr>
-              <w:t>Click or tap here to type.</w:t>
             </w:r>
           </w:p>
         </w:tc>
@@ -8618,7 +8428,6 @@
               <w:rPr>
                 <w:color w:val="526158"/>
               </w:rPr>
-              <w:t>Click or tap here to type.</w:t>
             </w:r>
           </w:p>
         </w:tc>
@@ -8645,7 +8454,6 @@
               <w:rPr>
                 <w:color w:val="526158"/>
               </w:rPr>
-              <w:t>Click or tap here to type.</w:t>
             </w:r>
           </w:p>
         </w:tc>
@@ -9024,59 +8832,56 @@
               <w:rPr>
                 <w:color w:val="526158"/>
               </w:rPr>
-              <w:t>Click or tap here to type.</w:t>
-            </w:r>
-          </w:p>
-        </w:tc>
-        <w:tc>
-          <w:tcPr>
-            <w:tcW w:w="2578" w:type="dxa"/>
-            <w:tcBorders>
-              <w:start w:val="single" w:sz="4" w:space="0" w:color="000000"/>
-              <w:bottom w:val="single" w:sz="4" w:space="0" w:color="000000"/>
-            </w:tcBorders>
-            <w:shd w:fill="FFFFFF" w:val="clear"/>
-          </w:tcPr>
-          <w:p>
-            <w:pPr>
-              <w:pStyle w:val="TableContents"/>
-              <w:bidi w:val="0"/>
-              <w:jc w:val="start"/>
-              <w:rPr>
-                <w:color w:val="526158"/>
-              </w:rPr>
-            </w:pPr>
-            <w:r>
-              <w:rPr>
-                <w:color w:val="526158"/>
-              </w:rPr>
-              <w:t>Click or tap here to type.</w:t>
-            </w:r>
-          </w:p>
-        </w:tc>
-        <w:tc>
-          <w:tcPr>
-            <w:tcW w:w="2578" w:type="dxa"/>
-            <w:tcBorders>
-              <w:start w:val="single" w:sz="4" w:space="0" w:color="000000"/>
-              <w:bottom w:val="single" w:sz="4" w:space="0" w:color="000000"/>
-            </w:tcBorders>
-            <w:shd w:fill="FFFFFF" w:val="clear"/>
-          </w:tcPr>
-          <w:p>
-            <w:pPr>
-              <w:pStyle w:val="TableContents"/>
-              <w:bidi w:val="0"/>
-              <w:jc w:val="start"/>
-              <w:rPr>
-                <w:color w:val="526158"/>
-              </w:rPr>
-            </w:pPr>
-            <w:r>
-              <w:rPr>
-                <w:color w:val="526158"/>
-              </w:rPr>
-              <w:t>Click or tap here to type.</w:t>
+            </w:r>
+          </w:p>
+        </w:tc>
+        <w:tc>
+          <w:tcPr>
+            <w:tcW w:w="2578" w:type="dxa"/>
+            <w:tcBorders>
+              <w:start w:val="single" w:sz="4" w:space="0" w:color="000000"/>
+              <w:bottom w:val="single" w:sz="4" w:space="0" w:color="000000"/>
+            </w:tcBorders>
+            <w:shd w:fill="FFFFFF" w:val="clear"/>
+          </w:tcPr>
+          <w:p>
+            <w:pPr>
+              <w:pStyle w:val="TableContents"/>
+              <w:bidi w:val="0"/>
+              <w:jc w:val="start"/>
+              <w:rPr>
+                <w:color w:val="526158"/>
+              </w:rPr>
+            </w:pPr>
+            <w:r>
+              <w:rPr>
+                <w:color w:val="526158"/>
+              </w:rPr>
+            </w:r>
+          </w:p>
+        </w:tc>
+        <w:tc>
+          <w:tcPr>
+            <w:tcW w:w="2578" w:type="dxa"/>
+            <w:tcBorders>
+              <w:start w:val="single" w:sz="4" w:space="0" w:color="000000"/>
+              <w:bottom w:val="single" w:sz="4" w:space="0" w:color="000000"/>
+            </w:tcBorders>
+            <w:shd w:fill="FFFFFF" w:val="clear"/>
+          </w:tcPr>
+          <w:p>
+            <w:pPr>
+              <w:pStyle w:val="TableContents"/>
+              <w:bidi w:val="0"/>
+              <w:jc w:val="start"/>
+              <w:rPr>
+                <w:color w:val="526158"/>
+              </w:rPr>
+            </w:pPr>
+            <w:r>
+              <w:rPr>
+                <w:color w:val="526158"/>
+              </w:rPr>
             </w:r>
           </w:p>
         </w:tc>
@@ -9103,7 +8908,6 @@
               <w:rPr>
                 <w:color w:val="526158"/>
               </w:rPr>
-              <w:t>Click or tap here to type.</w:t>
             </w:r>
           </w:p>
         </w:tc>
@@ -9132,7 +8936,6 @@
               <w:rPr>
                 <w:color w:val="526158"/>
               </w:rPr>
-              <w:t>Click or tap here to type.</w:t>
             </w:r>
           </w:p>
         </w:tc>
@@ -9158,7 +8961,6 @@
               <w:rPr>
                 <w:color w:val="526158"/>
               </w:rPr>
-              <w:t>Click or tap here to type.</w:t>
             </w:r>
           </w:p>
         </w:tc>
@@ -9184,7 +8986,6 @@
               <w:rPr>
                 <w:color w:val="526158"/>
               </w:rPr>
-              <w:t>Click or tap here to type.</w:t>
             </w:r>
           </w:p>
         </w:tc>
@@ -9211,7 +9012,6 @@
               <w:rPr>
                 <w:color w:val="526158"/>
               </w:rPr>
-              <w:t>Click or tap here to type.</w:t>
             </w:r>
           </w:p>
         </w:tc>
@@ -9240,59 +9040,56 @@
               <w:rPr>
                 <w:color w:val="526158"/>
               </w:rPr>
-              <w:t>Click or tap here to type.</w:t>
-            </w:r>
-          </w:p>
-        </w:tc>
-        <w:tc>
-          <w:tcPr>
-            <w:tcW w:w="2578" w:type="dxa"/>
-            <w:tcBorders>
-              <w:start w:val="single" w:sz="4" w:space="0" w:color="000000"/>
-              <w:bottom w:val="single" w:sz="4" w:space="0" w:color="000000"/>
-            </w:tcBorders>
-            <w:shd w:fill="FFFFFF" w:val="clear"/>
-          </w:tcPr>
-          <w:p>
-            <w:pPr>
-              <w:pStyle w:val="TableContents"/>
-              <w:bidi w:val="0"/>
-              <w:jc w:val="start"/>
-              <w:rPr>
-                <w:color w:val="526158"/>
-              </w:rPr>
-            </w:pPr>
-            <w:r>
-              <w:rPr>
-                <w:color w:val="526158"/>
-              </w:rPr>
-              <w:t>Click or tap here to type.</w:t>
-            </w:r>
-          </w:p>
-        </w:tc>
-        <w:tc>
-          <w:tcPr>
-            <w:tcW w:w="2578" w:type="dxa"/>
-            <w:tcBorders>
-              <w:start w:val="single" w:sz="4" w:space="0" w:color="000000"/>
-              <w:bottom w:val="single" w:sz="4" w:space="0" w:color="000000"/>
-            </w:tcBorders>
-            <w:shd w:fill="FFFFFF" w:val="clear"/>
-          </w:tcPr>
-          <w:p>
-            <w:pPr>
-              <w:pStyle w:val="TableContents"/>
-              <w:bidi w:val="0"/>
-              <w:jc w:val="start"/>
-              <w:rPr>
-                <w:color w:val="526158"/>
-              </w:rPr>
-            </w:pPr>
-            <w:r>
-              <w:rPr>
-                <w:color w:val="526158"/>
-              </w:rPr>
-              <w:t>Click or tap here to type.</w:t>
+            </w:r>
+          </w:p>
+        </w:tc>
+        <w:tc>
+          <w:tcPr>
+            <w:tcW w:w="2578" w:type="dxa"/>
+            <w:tcBorders>
+              <w:start w:val="single" w:sz="4" w:space="0" w:color="000000"/>
+              <w:bottom w:val="single" w:sz="4" w:space="0" w:color="000000"/>
+            </w:tcBorders>
+            <w:shd w:fill="FFFFFF" w:val="clear"/>
+          </w:tcPr>
+          <w:p>
+            <w:pPr>
+              <w:pStyle w:val="TableContents"/>
+              <w:bidi w:val="0"/>
+              <w:jc w:val="start"/>
+              <w:rPr>
+                <w:color w:val="526158"/>
+              </w:rPr>
+            </w:pPr>
+            <w:r>
+              <w:rPr>
+                <w:color w:val="526158"/>
+              </w:rPr>
+            </w:r>
+          </w:p>
+        </w:tc>
+        <w:tc>
+          <w:tcPr>
+            <w:tcW w:w="2578" w:type="dxa"/>
+            <w:tcBorders>
+              <w:start w:val="single" w:sz="4" w:space="0" w:color="000000"/>
+              <w:bottom w:val="single" w:sz="4" w:space="0" w:color="000000"/>
+            </w:tcBorders>
+            <w:shd w:fill="FFFFFF" w:val="clear"/>
+          </w:tcPr>
+          <w:p>
+            <w:pPr>
+              <w:pStyle w:val="TableContents"/>
+              <w:bidi w:val="0"/>
+              <w:jc w:val="start"/>
+              <w:rPr>
+                <w:color w:val="526158"/>
+              </w:rPr>
+            </w:pPr>
+            <w:r>
+              <w:rPr>
+                <w:color w:val="526158"/>
+              </w:rPr>
             </w:r>
           </w:p>
         </w:tc>
@@ -9319,7 +9116,6 @@
               <w:rPr>
                 <w:color w:val="526158"/>
               </w:rPr>
-              <w:t>Click or tap here to type.</w:t>
             </w:r>
           </w:p>
         </w:tc>
@@ -9348,7 +9144,6 @@
               <w:rPr>
                 <w:color w:val="526158"/>
               </w:rPr>
-              <w:t>Click or tap here to type.</w:t>
             </w:r>
           </w:p>
         </w:tc>
@@ -9374,7 +9169,6 @@
               <w:rPr>
                 <w:color w:val="526158"/>
               </w:rPr>
-              <w:t>Click or tap here to type.</w:t>
             </w:r>
           </w:p>
         </w:tc>
@@ -9400,7 +9194,6 @@
               <w:rPr>
                 <w:color w:val="526158"/>
               </w:rPr>
-              <w:t>Click or tap here to type.</w:t>
             </w:r>
           </w:p>
         </w:tc>
@@ -9427,7 +9220,6 @@
               <w:rPr>
                 <w:color w:val="526158"/>
               </w:rPr>
-              <w:t>Click or tap here to type.</w:t>
             </w:r>
           </w:p>
         </w:tc>
@@ -9456,59 +9248,56 @@
               <w:rPr>
                 <w:color w:val="526158"/>
               </w:rPr>
-              <w:t>Click or tap here to type.</w:t>
-            </w:r>
-          </w:p>
-        </w:tc>
-        <w:tc>
-          <w:tcPr>
-            <w:tcW w:w="2578" w:type="dxa"/>
-            <w:tcBorders>
-              <w:start w:val="single" w:sz="4" w:space="0" w:color="000000"/>
-              <w:bottom w:val="single" w:sz="4" w:space="0" w:color="000000"/>
-            </w:tcBorders>
-            <w:shd w:fill="FFFFFF" w:val="clear"/>
-          </w:tcPr>
-          <w:p>
-            <w:pPr>
-              <w:pStyle w:val="TableContents"/>
-              <w:bidi w:val="0"/>
-              <w:jc w:val="start"/>
-              <w:rPr>
-                <w:color w:val="526158"/>
-              </w:rPr>
-            </w:pPr>
-            <w:r>
-              <w:rPr>
-                <w:color w:val="526158"/>
-              </w:rPr>
-              <w:t>Click or tap here to type.</w:t>
-            </w:r>
-          </w:p>
-        </w:tc>
-        <w:tc>
-          <w:tcPr>
-            <w:tcW w:w="2578" w:type="dxa"/>
-            <w:tcBorders>
-              <w:start w:val="single" w:sz="4" w:space="0" w:color="000000"/>
-              <w:bottom w:val="single" w:sz="4" w:space="0" w:color="000000"/>
-            </w:tcBorders>
-            <w:shd w:fill="FFFFFF" w:val="clear"/>
-          </w:tcPr>
-          <w:p>
-            <w:pPr>
-              <w:pStyle w:val="TableContents"/>
-              <w:bidi w:val="0"/>
-              <w:jc w:val="start"/>
-              <w:rPr>
-                <w:color w:val="526158"/>
-              </w:rPr>
-            </w:pPr>
-            <w:r>
-              <w:rPr>
-                <w:color w:val="526158"/>
-              </w:rPr>
-              <w:t>Click or tap here to type.</w:t>
+            </w:r>
+          </w:p>
+        </w:tc>
+        <w:tc>
+          <w:tcPr>
+            <w:tcW w:w="2578" w:type="dxa"/>
+            <w:tcBorders>
+              <w:start w:val="single" w:sz="4" w:space="0" w:color="000000"/>
+              <w:bottom w:val="single" w:sz="4" w:space="0" w:color="000000"/>
+            </w:tcBorders>
+            <w:shd w:fill="FFFFFF" w:val="clear"/>
+          </w:tcPr>
+          <w:p>
+            <w:pPr>
+              <w:pStyle w:val="TableContents"/>
+              <w:bidi w:val="0"/>
+              <w:jc w:val="start"/>
+              <w:rPr>
+                <w:color w:val="526158"/>
+              </w:rPr>
+            </w:pPr>
+            <w:r>
+              <w:rPr>
+                <w:color w:val="526158"/>
+              </w:rPr>
+            </w:r>
+          </w:p>
+        </w:tc>
+        <w:tc>
+          <w:tcPr>
+            <w:tcW w:w="2578" w:type="dxa"/>
+            <w:tcBorders>
+              <w:start w:val="single" w:sz="4" w:space="0" w:color="000000"/>
+              <w:bottom w:val="single" w:sz="4" w:space="0" w:color="000000"/>
+            </w:tcBorders>
+            <w:shd w:fill="FFFFFF" w:val="clear"/>
+          </w:tcPr>
+          <w:p>
+            <w:pPr>
+              <w:pStyle w:val="TableContents"/>
+              <w:bidi w:val="0"/>
+              <w:jc w:val="start"/>
+              <w:rPr>
+                <w:color w:val="526158"/>
+              </w:rPr>
+            </w:pPr>
+            <w:r>
+              <w:rPr>
+                <w:color w:val="526158"/>
+              </w:rPr>
             </w:r>
           </w:p>
         </w:tc>
@@ -9535,7 +9324,6 @@
               <w:rPr>
                 <w:color w:val="526158"/>
               </w:rPr>
-              <w:t>Click or tap here to type.</w:t>
             </w:r>
           </w:p>
         </w:tc>
@@ -9564,7 +9352,6 @@
               <w:rPr>
                 <w:color w:val="526158"/>
               </w:rPr>
-              <w:t>Click or tap here to type.</w:t>
             </w:r>
           </w:p>
         </w:tc>
@@ -9590,7 +9377,6 @@
               <w:rPr>
                 <w:color w:val="526158"/>
               </w:rPr>
-              <w:t>Click or tap here to type.</w:t>
             </w:r>
           </w:p>
         </w:tc>
@@ -9616,7 +9402,6 @@
               <w:rPr>
                 <w:color w:val="526158"/>
               </w:rPr>
-              <w:t>Click or tap here to type.</w:t>
             </w:r>
           </w:p>
         </w:tc>
@@ -9643,7 +9428,6 @@
               <w:rPr>
                 <w:color w:val="526158"/>
               </w:rPr>
-              <w:t>Click or tap here to type.</w:t>
             </w:r>
           </w:p>
         </w:tc>
@@ -9672,59 +9456,56 @@
               <w:rPr>
                 <w:color w:val="526158"/>
               </w:rPr>
-              <w:t>Click or tap here to type.</w:t>
-            </w:r>
-          </w:p>
-        </w:tc>
-        <w:tc>
-          <w:tcPr>
-            <w:tcW w:w="2578" w:type="dxa"/>
-            <w:tcBorders>
-              <w:start w:val="single" w:sz="4" w:space="0" w:color="000000"/>
-              <w:bottom w:val="single" w:sz="4" w:space="0" w:color="000000"/>
-            </w:tcBorders>
-            <w:shd w:fill="FFFFFF" w:val="clear"/>
-          </w:tcPr>
-          <w:p>
-            <w:pPr>
-              <w:pStyle w:val="TableContents"/>
-              <w:bidi w:val="0"/>
-              <w:jc w:val="start"/>
-              <w:rPr>
-                <w:color w:val="526158"/>
-              </w:rPr>
-            </w:pPr>
-            <w:r>
-              <w:rPr>
-                <w:color w:val="526158"/>
-              </w:rPr>
-              <w:t>Click or tap here to type.</w:t>
-            </w:r>
-          </w:p>
-        </w:tc>
-        <w:tc>
-          <w:tcPr>
-            <w:tcW w:w="2578" w:type="dxa"/>
-            <w:tcBorders>
-              <w:start w:val="single" w:sz="4" w:space="0" w:color="000000"/>
-              <w:bottom w:val="single" w:sz="4" w:space="0" w:color="000000"/>
-            </w:tcBorders>
-            <w:shd w:fill="FFFFFF" w:val="clear"/>
-          </w:tcPr>
-          <w:p>
-            <w:pPr>
-              <w:pStyle w:val="TableContents"/>
-              <w:bidi w:val="0"/>
-              <w:jc w:val="start"/>
-              <w:rPr>
-                <w:color w:val="526158"/>
-              </w:rPr>
-            </w:pPr>
-            <w:r>
-              <w:rPr>
-                <w:color w:val="526158"/>
-              </w:rPr>
-              <w:t>Click or tap here to type.</w:t>
+            </w:r>
+          </w:p>
+        </w:tc>
+        <w:tc>
+          <w:tcPr>
+            <w:tcW w:w="2578" w:type="dxa"/>
+            <w:tcBorders>
+              <w:start w:val="single" w:sz="4" w:space="0" w:color="000000"/>
+              <w:bottom w:val="single" w:sz="4" w:space="0" w:color="000000"/>
+            </w:tcBorders>
+            <w:shd w:fill="FFFFFF" w:val="clear"/>
+          </w:tcPr>
+          <w:p>
+            <w:pPr>
+              <w:pStyle w:val="TableContents"/>
+              <w:bidi w:val="0"/>
+              <w:jc w:val="start"/>
+              <w:rPr>
+                <w:color w:val="526158"/>
+              </w:rPr>
+            </w:pPr>
+            <w:r>
+              <w:rPr>
+                <w:color w:val="526158"/>
+              </w:rPr>
+            </w:r>
+          </w:p>
+        </w:tc>
+        <w:tc>
+          <w:tcPr>
+            <w:tcW w:w="2578" w:type="dxa"/>
+            <w:tcBorders>
+              <w:start w:val="single" w:sz="4" w:space="0" w:color="000000"/>
+              <w:bottom w:val="single" w:sz="4" w:space="0" w:color="000000"/>
+            </w:tcBorders>
+            <w:shd w:fill="FFFFFF" w:val="clear"/>
+          </w:tcPr>
+          <w:p>
+            <w:pPr>
+              <w:pStyle w:val="TableContents"/>
+              <w:bidi w:val="0"/>
+              <w:jc w:val="start"/>
+              <w:rPr>
+                <w:color w:val="526158"/>
+              </w:rPr>
+            </w:pPr>
+            <w:r>
+              <w:rPr>
+                <w:color w:val="526158"/>
+              </w:rPr>
             </w:r>
           </w:p>
         </w:tc>
@@ -9751,7 +9532,6 @@
               <w:rPr>
                 <w:color w:val="526158"/>
               </w:rPr>
-              <w:t>Click or tap here to type.</w:t>
             </w:r>
           </w:p>
         </w:tc>
@@ -10062,7 +9842,6 @@
               <w:rPr>
                 <w:color w:val="526158"/>
               </w:rPr>
-              <w:t>Click or tap here to type.</w:t>
             </w:r>
           </w:p>
         </w:tc>
@@ -10088,7 +9867,6 @@
               <w:rPr>
                 <w:color w:val="526158"/>
               </w:rPr>
-              <w:t>Click or tap here to type.</w:t>
             </w:r>
           </w:p>
         </w:tc>
@@ -10114,7 +9892,6 @@
               <w:rPr>
                 <w:color w:val="526158"/>
               </w:rPr>
-              <w:t>Click or tap here to type.</w:t>
             </w:r>
           </w:p>
         </w:tc>
@@ -10140,7 +9917,6 @@
               <w:rPr>
                 <w:color w:val="526158"/>
               </w:rPr>
-              <w:t>Click or tap here to type.</w:t>
             </w:r>
           </w:p>
         </w:tc>
@@ -10167,7 +9943,6 @@
               <w:rPr>
                 <w:color w:val="526158"/>
               </w:rPr>
-              <w:t>Click or tap here to type.</w:t>
             </w:r>
           </w:p>
         </w:tc>
@@ -10196,7 +9971,6 @@
               <w:rPr>
                 <w:color w:val="526158"/>
               </w:rPr>
-              <w:t>Click or tap here to type.</w:t>
             </w:r>
           </w:p>
         </w:tc>
@@ -10222,7 +9996,6 @@
               <w:rPr>
                 <w:color w:val="526158"/>
               </w:rPr>
-              <w:t>Click or tap here to type.</w:t>
             </w:r>
           </w:p>
         </w:tc>
@@ -10248,7 +10021,6 @@
               <w:rPr>
                 <w:color w:val="526158"/>
               </w:rPr>
-              <w:t>Click or tap here to type.</w:t>
             </w:r>
           </w:p>
         </w:tc>
@@ -10274,7 +10046,6 @@
               <w:rPr>
                 <w:color w:val="526158"/>
               </w:rPr>
-              <w:t>Click or tap here to type.</w:t>
             </w:r>
           </w:p>
         </w:tc>
@@ -10301,7 +10072,6 @@
               <w:rPr>
                 <w:color w:val="526158"/>
               </w:rPr>
-              <w:t>Click or tap here to type.</w:t>
             </w:r>
           </w:p>
         </w:tc>
@@ -10330,7 +10100,6 @@
               <w:rPr>
                 <w:color w:val="526158"/>
               </w:rPr>
-              <w:t>Click or tap here to type.</w:t>
             </w:r>
           </w:p>
         </w:tc>
@@ -10356,7 +10125,6 @@
               <w:rPr>
                 <w:color w:val="526158"/>
               </w:rPr>
-              <w:t>Click or tap here to type.</w:t>
             </w:r>
           </w:p>
         </w:tc>
@@ -10382,7 +10150,6 @@
               <w:rPr>
                 <w:color w:val="526158"/>
               </w:rPr>
-              <w:t>Click or tap here to type.</w:t>
             </w:r>
           </w:p>
         </w:tc>
@@ -10408,7 +10175,6 @@
               <w:rPr>
                 <w:color w:val="526158"/>
               </w:rPr>
-              <w:t>Click or tap here to type.</w:t>
             </w:r>
           </w:p>
         </w:tc>
@@ -10435,7 +10201,6 @@
               <w:rPr>
                 <w:color w:val="526158"/>
               </w:rPr>
-              <w:t>Click or tap here to type.</w:t>
             </w:r>
           </w:p>
         </w:tc>
@@ -10464,7 +10229,6 @@
               <w:rPr>
                 <w:color w:val="526158"/>
               </w:rPr>
-              <w:t>Click or tap here to type.</w:t>
             </w:r>
           </w:p>
         </w:tc>
@@ -10490,7 +10254,6 @@
               <w:rPr>
                 <w:color w:val="526158"/>
               </w:rPr>
-              <w:t>Click or tap here to type.</w:t>
             </w:r>
           </w:p>
         </w:tc>
@@ -10516,7 +10279,6 @@
               <w:rPr>
                 <w:color w:val="526158"/>
               </w:rPr>
-              <w:t>Click or tap here to type.</w:t>
             </w:r>
           </w:p>
         </w:tc>
@@ -10542,7 +10304,6 @@
               <w:rPr>
                 <w:color w:val="526158"/>
               </w:rPr>
-              <w:t>Click or tap here to type.</w:t>
             </w:r>
           </w:p>
         </w:tc>
@@ -10569,7 +10330,6 @@
               <w:rPr>
                 <w:color w:val="526158"/>
               </w:rPr>
-              <w:t>Click or tap here to type.</w:t>
             </w:r>
           </w:p>
         </w:tc>
@@ -10721,7 +10481,6 @@
               <w:rPr>
                 <w:color w:val="526158"/>
               </w:rPr>
-              <w:t>Click or tap here to type.</w:t>
             </w:r>
           </w:p>
         </w:tc>
@@ -10748,7 +10507,6 @@
               <w:rPr>
                 <w:color w:val="526158"/>
               </w:rPr>
-              <w:t>Click or tap here to type.</w:t>
             </w:r>
           </w:p>
         </w:tc>
@@ -10777,7 +10535,6 @@
               <w:rPr>
                 <w:color w:val="526158"/>
               </w:rPr>
-              <w:t>Click or tap here to type.</w:t>
             </w:r>
           </w:p>
         </w:tc>
@@ -10804,7 +10561,6 @@
               <w:rPr>
                 <w:color w:val="526158"/>
               </w:rPr>
-              <w:t>Click or tap here to type.</w:t>
             </w:r>
           </w:p>
         </w:tc>
@@ -10833,7 +10589,6 @@
               <w:rPr>
                 <w:color w:val="526158"/>
               </w:rPr>
-              <w:t>Click or tap here to type.</w:t>
             </w:r>
           </w:p>
         </w:tc>
@@ -10860,7 +10615,6 @@
               <w:rPr>
                 <w:color w:val="526158"/>
               </w:rPr>
-              <w:t>Click or tap here to type.</w:t>
             </w:r>
           </w:p>
         </w:tc>
@@ -10889,7 +10643,6 @@
               <w:rPr>
                 <w:color w:val="526158"/>
               </w:rPr>
-              <w:t>Click or tap here to type.</w:t>
             </w:r>
           </w:p>
         </w:tc>
@@ -10916,7 +10669,6 @@
               <w:rPr>
                 <w:color w:val="526158"/>
               </w:rPr>
-              <w:t>Click or tap here to type.</w:t>
             </w:r>
           </w:p>
         </w:tc>
@@ -10945,7 +10697,6 @@
               <w:rPr>
                 <w:color w:val="526158"/>
               </w:rPr>
-              <w:t>Click or tap here to type.</w:t>
             </w:r>
           </w:p>
         </w:tc>
@@ -10972,7 +10723,6 @@
               <w:rPr>
                 <w:color w:val="526158"/>
               </w:rPr>
-              <w:t>Click or tap here to type.</w:t>
             </w:r>
           </w:p>
         </w:tc>
@@ -11001,7 +10751,6 @@
               <w:rPr>
                 <w:color w:val="526158"/>
               </w:rPr>
-              <w:t>Click or tap here to type.</w:t>
             </w:r>
           </w:p>
         </w:tc>
@@ -11028,7 +10777,6 @@
               <w:rPr>
                 <w:color w:val="526158"/>
               </w:rPr>
-              <w:t>Click or tap here to type.</w:t>
             </w:r>
           </w:p>
         </w:tc>
@@ -11507,59 +11255,56 @@
               <w:rPr>
                 <w:color w:val="526158"/>
               </w:rPr>
-              <w:t>Click or tap here to type.</w:t>
-            </w:r>
-          </w:p>
-        </w:tc>
-        <w:tc>
-          <w:tcPr>
-            <w:tcW w:w="2578" w:type="dxa"/>
-            <w:tcBorders>
-              <w:start w:val="single" w:sz="4" w:space="0" w:color="000000"/>
-              <w:bottom w:val="single" w:sz="4" w:space="0" w:color="000000"/>
-            </w:tcBorders>
-            <w:shd w:fill="FFFFFF" w:val="clear"/>
-          </w:tcPr>
-          <w:p>
-            <w:pPr>
-              <w:pStyle w:val="TableContents"/>
-              <w:bidi w:val="0"/>
-              <w:jc w:val="start"/>
-              <w:rPr>
-                <w:color w:val="526158"/>
-              </w:rPr>
-            </w:pPr>
-            <w:r>
-              <w:rPr>
-                <w:color w:val="526158"/>
-              </w:rPr>
-              <w:t>Click or tap here to type.</w:t>
-            </w:r>
-          </w:p>
-        </w:tc>
-        <w:tc>
-          <w:tcPr>
-            <w:tcW w:w="2578" w:type="dxa"/>
-            <w:tcBorders>
-              <w:start w:val="single" w:sz="4" w:space="0" w:color="000000"/>
-              <w:bottom w:val="single" w:sz="4" w:space="0" w:color="000000"/>
-            </w:tcBorders>
-            <w:shd w:fill="FFFFFF" w:val="clear"/>
-          </w:tcPr>
-          <w:p>
-            <w:pPr>
-              <w:pStyle w:val="TableContents"/>
-              <w:bidi w:val="0"/>
-              <w:jc w:val="start"/>
-              <w:rPr>
-                <w:color w:val="526158"/>
-              </w:rPr>
-            </w:pPr>
-            <w:r>
-              <w:rPr>
-                <w:color w:val="526158"/>
-              </w:rPr>
-              <w:t>Click or tap here to type.</w:t>
+            </w:r>
+          </w:p>
+        </w:tc>
+        <w:tc>
+          <w:tcPr>
+            <w:tcW w:w="2578" w:type="dxa"/>
+            <w:tcBorders>
+              <w:start w:val="single" w:sz="4" w:space="0" w:color="000000"/>
+              <w:bottom w:val="single" w:sz="4" w:space="0" w:color="000000"/>
+            </w:tcBorders>
+            <w:shd w:fill="FFFFFF" w:val="clear"/>
+          </w:tcPr>
+          <w:p>
+            <w:pPr>
+              <w:pStyle w:val="TableContents"/>
+              <w:bidi w:val="0"/>
+              <w:jc w:val="start"/>
+              <w:rPr>
+                <w:color w:val="526158"/>
+              </w:rPr>
+            </w:pPr>
+            <w:r>
+              <w:rPr>
+                <w:color w:val="526158"/>
+              </w:rPr>
+            </w:r>
+          </w:p>
+        </w:tc>
+        <w:tc>
+          <w:tcPr>
+            <w:tcW w:w="2578" w:type="dxa"/>
+            <w:tcBorders>
+              <w:start w:val="single" w:sz="4" w:space="0" w:color="000000"/>
+              <w:bottom w:val="single" w:sz="4" w:space="0" w:color="000000"/>
+            </w:tcBorders>
+            <w:shd w:fill="FFFFFF" w:val="clear"/>
+          </w:tcPr>
+          <w:p>
+            <w:pPr>
+              <w:pStyle w:val="TableContents"/>
+              <w:bidi w:val="0"/>
+              <w:jc w:val="start"/>
+              <w:rPr>
+                <w:color w:val="526158"/>
+              </w:rPr>
+            </w:pPr>
+            <w:r>
+              <w:rPr>
+                <w:color w:val="526158"/>
+              </w:rPr>
             </w:r>
           </w:p>
         </w:tc>
@@ -11586,7 +11331,6 @@
               <w:rPr>
                 <w:color w:val="526158"/>
               </w:rPr>
-              <w:t>Click or tap here to type.</w:t>
             </w:r>
           </w:p>
         </w:tc>
@@ -11615,7 +11359,6 @@
               <w:rPr>
                 <w:color w:val="526158"/>
               </w:rPr>
-              <w:t>Click or tap here to type.</w:t>
             </w:r>
           </w:p>
         </w:tc>
@@ -11641,7 +11384,6 @@
               <w:rPr>
                 <w:color w:val="526158"/>
               </w:rPr>
-              <w:t>Click or tap here to type.</w:t>
             </w:r>
           </w:p>
         </w:tc>
@@ -11667,7 +11409,6 @@
               <w:rPr>
                 <w:color w:val="526158"/>
               </w:rPr>
-              <w:t>Click or tap here to type.</w:t>
             </w:r>
           </w:p>
         </w:tc>
@@ -11694,7 +11435,6 @@
               <w:rPr>
                 <w:color w:val="526158"/>
               </w:rPr>
-              <w:t>Click or tap here to type.</w:t>
             </w:r>
           </w:p>
         </w:tc>
@@ -11723,59 +11463,56 @@
               <w:rPr>
                 <w:color w:val="526158"/>
               </w:rPr>
-              <w:t>Click or tap here to type.</w:t>
-            </w:r>
-          </w:p>
-        </w:tc>
-        <w:tc>
-          <w:tcPr>
-            <w:tcW w:w="2578" w:type="dxa"/>
-            <w:tcBorders>
-              <w:start w:val="single" w:sz="4" w:space="0" w:color="000000"/>
-              <w:bottom w:val="single" w:sz="4" w:space="0" w:color="000000"/>
-            </w:tcBorders>
-            <w:shd w:fill="FFFFFF" w:val="clear"/>
-          </w:tcPr>
-          <w:p>
-            <w:pPr>
-              <w:pStyle w:val="TableContents"/>
-              <w:bidi w:val="0"/>
-              <w:jc w:val="start"/>
-              <w:rPr>
-                <w:color w:val="526158"/>
-              </w:rPr>
-            </w:pPr>
-            <w:r>
-              <w:rPr>
-                <w:color w:val="526158"/>
-              </w:rPr>
-              <w:t>Click or tap here to type.</w:t>
-            </w:r>
-          </w:p>
-        </w:tc>
-        <w:tc>
-          <w:tcPr>
-            <w:tcW w:w="2578" w:type="dxa"/>
-            <w:tcBorders>
-              <w:start w:val="single" w:sz="4" w:space="0" w:color="000000"/>
-              <w:bottom w:val="single" w:sz="4" w:space="0" w:color="000000"/>
-            </w:tcBorders>
-            <w:shd w:fill="FFFFFF" w:val="clear"/>
-          </w:tcPr>
-          <w:p>
-            <w:pPr>
-              <w:pStyle w:val="TableContents"/>
-              <w:bidi w:val="0"/>
-              <w:jc w:val="start"/>
-              <w:rPr>
-                <w:color w:val="526158"/>
-              </w:rPr>
-            </w:pPr>
-            <w:r>
-              <w:rPr>
-                <w:color w:val="526158"/>
-              </w:rPr>
-              <w:t>Click or tap here to type.</w:t>
+            </w:r>
+          </w:p>
+        </w:tc>
+        <w:tc>
+          <w:tcPr>
+            <w:tcW w:w="2578" w:type="dxa"/>
+            <w:tcBorders>
+              <w:start w:val="single" w:sz="4" w:space="0" w:color="000000"/>
+              <w:bottom w:val="single" w:sz="4" w:space="0" w:color="000000"/>
+            </w:tcBorders>
+            <w:shd w:fill="FFFFFF" w:val="clear"/>
+          </w:tcPr>
+          <w:p>
+            <w:pPr>
+              <w:pStyle w:val="TableContents"/>
+              <w:bidi w:val="0"/>
+              <w:jc w:val="start"/>
+              <w:rPr>
+                <w:color w:val="526158"/>
+              </w:rPr>
+            </w:pPr>
+            <w:r>
+              <w:rPr>
+                <w:color w:val="526158"/>
+              </w:rPr>
+            </w:r>
+          </w:p>
+        </w:tc>
+        <w:tc>
+          <w:tcPr>
+            <w:tcW w:w="2578" w:type="dxa"/>
+            <w:tcBorders>
+              <w:start w:val="single" w:sz="4" w:space="0" w:color="000000"/>
+              <w:bottom w:val="single" w:sz="4" w:space="0" w:color="000000"/>
+            </w:tcBorders>
+            <w:shd w:fill="FFFFFF" w:val="clear"/>
+          </w:tcPr>
+          <w:p>
+            <w:pPr>
+              <w:pStyle w:val="TableContents"/>
+              <w:bidi w:val="0"/>
+              <w:jc w:val="start"/>
+              <w:rPr>
+                <w:color w:val="526158"/>
+              </w:rPr>
+            </w:pPr>
+            <w:r>
+              <w:rPr>
+                <w:color w:val="526158"/>
+              </w:rPr>
             </w:r>
           </w:p>
         </w:tc>
@@ -11802,7 +11539,6 @@
               <w:rPr>
                 <w:color w:val="526158"/>
               </w:rPr>
-              <w:t>Click or tap here to type.</w:t>
             </w:r>
           </w:p>
         </w:tc>
@@ -11831,7 +11567,6 @@
               <w:rPr>
                 <w:color w:val="526158"/>
               </w:rPr>
-              <w:t>Click or tap here to type.</w:t>
             </w:r>
           </w:p>
         </w:tc>
@@ -11857,7 +11592,6 @@
               <w:rPr>
                 <w:color w:val="526158"/>
               </w:rPr>
-              <w:t>Click or tap here to type.</w:t>
             </w:r>
           </w:p>
         </w:tc>
@@ -11883,7 +11617,6 @@
               <w:rPr>
                 <w:color w:val="526158"/>
               </w:rPr>
-              <w:t>Click or tap here to type.</w:t>
             </w:r>
           </w:p>
         </w:tc>
@@ -11910,7 +11643,6 @@
               <w:rPr>
                 <w:color w:val="526158"/>
               </w:rPr>
-              <w:t>Click or tap here to type.</w:t>
             </w:r>
           </w:p>
         </w:tc>
@@ -11939,59 +11671,56 @@
               <w:rPr>
                 <w:color w:val="526158"/>
               </w:rPr>
-              <w:t>Click or tap here to type.</w:t>
-            </w:r>
-          </w:p>
-        </w:tc>
-        <w:tc>
-          <w:tcPr>
-            <w:tcW w:w="2578" w:type="dxa"/>
-            <w:tcBorders>
-              <w:start w:val="single" w:sz="4" w:space="0" w:color="000000"/>
-              <w:bottom w:val="single" w:sz="4" w:space="0" w:color="000000"/>
-            </w:tcBorders>
-            <w:shd w:fill="FFFFFF" w:val="clear"/>
-          </w:tcPr>
-          <w:p>
-            <w:pPr>
-              <w:pStyle w:val="TableContents"/>
-              <w:bidi w:val="0"/>
-              <w:jc w:val="start"/>
-              <w:rPr>
-                <w:color w:val="526158"/>
-              </w:rPr>
-            </w:pPr>
-            <w:r>
-              <w:rPr>
-                <w:color w:val="526158"/>
-              </w:rPr>
-              <w:t>Click or tap here to type.</w:t>
-            </w:r>
-          </w:p>
-        </w:tc>
-        <w:tc>
-          <w:tcPr>
-            <w:tcW w:w="2578" w:type="dxa"/>
-            <w:tcBorders>
-              <w:start w:val="single" w:sz="4" w:space="0" w:color="000000"/>
-              <w:bottom w:val="single" w:sz="4" w:space="0" w:color="000000"/>
-            </w:tcBorders>
-            <w:shd w:fill="FFFFFF" w:val="clear"/>
-          </w:tcPr>
-          <w:p>
-            <w:pPr>
-              <w:pStyle w:val="TableContents"/>
-              <w:bidi w:val="0"/>
-              <w:jc w:val="start"/>
-              <w:rPr>
-                <w:color w:val="526158"/>
-              </w:rPr>
-            </w:pPr>
-            <w:r>
-              <w:rPr>
-                <w:color w:val="526158"/>
-              </w:rPr>
-              <w:t>Click or tap here to type.</w:t>
+            </w:r>
+          </w:p>
+        </w:tc>
+        <w:tc>
+          <w:tcPr>
+            <w:tcW w:w="2578" w:type="dxa"/>
+            <w:tcBorders>
+              <w:start w:val="single" w:sz="4" w:space="0" w:color="000000"/>
+              <w:bottom w:val="single" w:sz="4" w:space="0" w:color="000000"/>
+            </w:tcBorders>
+            <w:shd w:fill="FFFFFF" w:val="clear"/>
+          </w:tcPr>
+          <w:p>
+            <w:pPr>
+              <w:pStyle w:val="TableContents"/>
+              <w:bidi w:val="0"/>
+              <w:jc w:val="start"/>
+              <w:rPr>
+                <w:color w:val="526158"/>
+              </w:rPr>
+            </w:pPr>
+            <w:r>
+              <w:rPr>
+                <w:color w:val="526158"/>
+              </w:rPr>
+            </w:r>
+          </w:p>
+        </w:tc>
+        <w:tc>
+          <w:tcPr>
+            <w:tcW w:w="2578" w:type="dxa"/>
+            <w:tcBorders>
+              <w:start w:val="single" w:sz="4" w:space="0" w:color="000000"/>
+              <w:bottom w:val="single" w:sz="4" w:space="0" w:color="000000"/>
+            </w:tcBorders>
+            <w:shd w:fill="FFFFFF" w:val="clear"/>
+          </w:tcPr>
+          <w:p>
+            <w:pPr>
+              <w:pStyle w:val="TableContents"/>
+              <w:bidi w:val="0"/>
+              <w:jc w:val="start"/>
+              <w:rPr>
+                <w:color w:val="526158"/>
+              </w:rPr>
+            </w:pPr>
+            <w:r>
+              <w:rPr>
+                <w:color w:val="526158"/>
+              </w:rPr>
             </w:r>
           </w:p>
         </w:tc>
@@ -12018,7 +11747,6 @@
               <w:rPr>
                 <w:color w:val="526158"/>
               </w:rPr>
-              <w:t>Click or tap here to type.</w:t>
             </w:r>
           </w:p>
         </w:tc>
@@ -12047,7 +11775,6 @@
               <w:rPr>
                 <w:color w:val="526158"/>
               </w:rPr>
-              <w:t>Click or tap here to type.</w:t>
             </w:r>
           </w:p>
         </w:tc>
@@ -12073,7 +11800,6 @@
               <w:rPr>
                 <w:color w:val="526158"/>
               </w:rPr>
-              <w:t>Click or tap here to type.</w:t>
             </w:r>
           </w:p>
         </w:tc>
@@ -12099,7 +11825,6 @@
               <w:rPr>
                 <w:color w:val="526158"/>
               </w:rPr>
-              <w:t>Click or tap here to type.</w:t>
             </w:r>
           </w:p>
         </w:tc>
@@ -12126,7 +11851,6 @@
               <w:rPr>
                 <w:color w:val="526158"/>
               </w:rPr>
-              <w:t>Click or tap here to type.</w:t>
             </w:r>
           </w:p>
         </w:tc>
@@ -12634,7 +12358,6 @@
               <w:rPr>
                 <w:color w:val="526158"/>
               </w:rPr>
-              <w:t>Click or tap here to type.</w:t>
             </w:r>
           </w:p>
         </w:tc>
@@ -12660,7 +12383,6 @@
               <w:rPr>
                 <w:color w:val="526158"/>
               </w:rPr>
-              <w:t>Click or tap here to type.</w:t>
             </w:r>
           </w:p>
         </w:tc>
@@ -12686,7 +12408,6 @@
               <w:rPr>
                 <w:color w:val="526158"/>
               </w:rPr>
-              <w:t>Click or tap here to type.</w:t>
             </w:r>
           </w:p>
         </w:tc>
@@ -12712,7 +12433,6 @@
               <w:rPr>
                 <w:color w:val="526158"/>
               </w:rPr>
-              <w:t>Click or tap here to type.</w:t>
             </w:r>
           </w:p>
         </w:tc>
@@ -12739,7 +12459,6 @@
               <w:rPr>
                 <w:color w:val="526158"/>
               </w:rPr>
-              <w:t>Click or tap here to type.</w:t>
             </w:r>
           </w:p>
         </w:tc>
@@ -12768,7 +12487,6 @@
               <w:rPr>
                 <w:color w:val="526158"/>
               </w:rPr>
-              <w:t>Click or tap here to type.</w:t>
             </w:r>
           </w:p>
         </w:tc>
@@ -12794,7 +12512,6 @@
               <w:rPr>
                 <w:color w:val="526158"/>
               </w:rPr>
-              <w:t>Click or tap here to type.</w:t>
             </w:r>
           </w:p>
         </w:tc>
@@ -12820,7 +12537,6 @@
               <w:rPr>
                 <w:color w:val="526158"/>
               </w:rPr>
-              <w:t>Click or tap here to type.</w:t>
             </w:r>
           </w:p>
         </w:tc>
@@ -12846,7 +12562,6 @@
               <w:rPr>
                 <w:color w:val="526158"/>
               </w:rPr>
-              <w:t>Click or tap here to type.</w:t>
             </w:r>
           </w:p>
         </w:tc>
@@ -12873,7 +12588,6 @@
               <w:rPr>
                 <w:color w:val="526158"/>
               </w:rPr>
-              <w:t>Click or tap here to type.</w:t>
             </w:r>
           </w:p>
         </w:tc>
@@ -12902,7 +12616,6 @@
               <w:rPr>
                 <w:color w:val="526158"/>
               </w:rPr>
-              <w:t>Click or tap here to type.</w:t>
             </w:r>
           </w:p>
         </w:tc>
@@ -12928,7 +12641,6 @@
               <w:rPr>
                 <w:color w:val="526158"/>
               </w:rPr>
-              <w:t>Click or tap here to type.</w:t>
             </w:r>
           </w:p>
         </w:tc>
@@ -12954,7 +12666,6 @@
               <w:rPr>
                 <w:color w:val="526158"/>
               </w:rPr>
-              <w:t>Click or tap here to type.</w:t>
             </w:r>
           </w:p>
         </w:tc>
@@ -12980,7 +12691,6 @@
               <w:rPr>
                 <w:color w:val="526158"/>
               </w:rPr>
-              <w:t>Click or tap here to type.</w:t>
             </w:r>
           </w:p>
         </w:tc>
@@ -13007,7 +12717,6 @@
               <w:rPr>
                 <w:color w:val="526158"/>
               </w:rPr>
-              <w:t>Click or tap here to type.</w:t>
             </w:r>
           </w:p>
         </w:tc>
@@ -13036,7 +12745,6 @@
               <w:rPr>
                 <w:color w:val="526158"/>
               </w:rPr>
-              <w:t>Click or tap here to type.</w:t>
             </w:r>
           </w:p>
         </w:tc>
@@ -13062,7 +12770,6 @@
               <w:rPr>
                 <w:color w:val="526158"/>
               </w:rPr>
-              <w:t>Click or tap here to type.</w:t>
             </w:r>
           </w:p>
         </w:tc>
@@ -13088,7 +12795,6 @@
               <w:rPr>
                 <w:color w:val="526158"/>
               </w:rPr>
-              <w:t>Click or tap here to type.</w:t>
             </w:r>
           </w:p>
         </w:tc>
@@ -13114,7 +12820,6 @@
               <w:rPr>
                 <w:color w:val="526158"/>
               </w:rPr>
-              <w:t>Click or tap here to type.</w:t>
             </w:r>
           </w:p>
         </w:tc>
@@ -13141,7 +12846,6 @@
               <w:rPr>
                 <w:color w:val="526158"/>
               </w:rPr>
-              <w:t>Click or tap here to type.</w:t>
             </w:r>
           </w:p>
         </w:tc>
@@ -13783,7 +13487,6 @@
               <w:rPr>
                 <w:color w:val="526158"/>
               </w:rPr>
-              <w:t>Click or tap here to type.</w:t>
             </w:r>
           </w:p>
         </w:tc>
@@ -13809,7 +13512,6 @@
               <w:rPr>
                 <w:color w:val="526158"/>
               </w:rPr>
-              <w:t>Click or tap here to type.</w:t>
             </w:r>
           </w:p>
         </w:tc>
@@ -13835,7 +13537,6 @@
               <w:rPr>
                 <w:color w:val="526158"/>
               </w:rPr>
-              <w:t>Click or tap here to type.</w:t>
             </w:r>
           </w:p>
         </w:tc>
@@ -13861,7 +13562,6 @@
               <w:rPr>
                 <w:color w:val="526158"/>
               </w:rPr>
-              <w:t>Click or tap here to type.</w:t>
             </w:r>
           </w:p>
         </w:tc>
@@ -13888,7 +13588,6 @@
               <w:rPr>
                 <w:color w:val="526158"/>
               </w:rPr>
-              <w:t>Click or tap here to type.</w:t>
             </w:r>
           </w:p>
         </w:tc>
@@ -13917,7 +13616,6 @@
               <w:rPr>
                 <w:color w:val="526158"/>
               </w:rPr>
-              <w:t>Click or tap here to type.</w:t>
             </w:r>
           </w:p>
         </w:tc>
@@ -13943,7 +13641,6 @@
               <w:rPr>
                 <w:color w:val="526158"/>
               </w:rPr>
-              <w:t>Click or tap here to type.</w:t>
             </w:r>
           </w:p>
         </w:tc>
@@ -13969,7 +13666,6 @@
               <w:rPr>
                 <w:color w:val="526158"/>
               </w:rPr>
-              <w:t>Click or tap here to type.</w:t>
             </w:r>
           </w:p>
         </w:tc>
@@ -13995,7 +13691,6 @@
               <w:rPr>
                 <w:color w:val="526158"/>
               </w:rPr>
-              <w:t>Click or tap here to type.</w:t>
             </w:r>
           </w:p>
         </w:tc>
@@ -14022,7 +13717,6 @@
               <w:rPr>
                 <w:color w:val="526158"/>
               </w:rPr>
-              <w:t>Click or tap here to type.</w:t>
             </w:r>
           </w:p>
         </w:tc>
@@ -14051,7 +13745,6 @@
               <w:rPr>
                 <w:color w:val="526158"/>
               </w:rPr>
-              <w:t>Click or tap here to type.</w:t>
             </w:r>
           </w:p>
         </w:tc>
@@ -14077,7 +13770,6 @@
               <w:rPr>
                 <w:color w:val="526158"/>
               </w:rPr>
-              <w:t>Click or tap here to type.</w:t>
             </w:r>
           </w:p>
         </w:tc>
@@ -14103,7 +13795,6 @@
               <w:rPr>
                 <w:color w:val="526158"/>
               </w:rPr>
-              <w:t>Click or tap here to type.</w:t>
             </w:r>
           </w:p>
         </w:tc>
@@ -14129,7 +13820,6 @@
               <w:rPr>
                 <w:color w:val="526158"/>
               </w:rPr>
-              <w:t>Click or tap here to type.</w:t>
             </w:r>
           </w:p>
         </w:tc>
@@ -14156,7 +13846,6 @@
               <w:rPr>
                 <w:color w:val="526158"/>
               </w:rPr>
-              <w:t>Click or tap here to type.</w:t>
             </w:r>
           </w:p>
         </w:tc>
@@ -14185,7 +13874,6 @@
               <w:rPr>
                 <w:color w:val="526158"/>
               </w:rPr>
-              <w:t>Click or tap here to type.</w:t>
             </w:r>
           </w:p>
         </w:tc>
@@ -14211,7 +13899,6 @@
               <w:rPr>
                 <w:color w:val="526158"/>
               </w:rPr>
-              <w:t>Click or tap here to type.</w:t>
             </w:r>
           </w:p>
         </w:tc>
@@ -14237,7 +13924,6 @@
               <w:rPr>
                 <w:color w:val="526158"/>
               </w:rPr>
-              <w:t>Click or tap here to type.</w:t>
             </w:r>
           </w:p>
         </w:tc>
@@ -14263,7 +13949,6 @@
               <w:rPr>
                 <w:color w:val="526158"/>
               </w:rPr>
-              <w:t>Click or tap here to type.</w:t>
             </w:r>
           </w:p>
         </w:tc>
@@ -14290,7 +13975,6 @@
               <w:rPr>
                 <w:color w:val="526158"/>
               </w:rPr>
-              <w:t>Click or tap here to type.</w:t>
             </w:r>
           </w:p>
         </w:tc>
@@ -14319,7 +14003,6 @@
               <w:rPr>
                 <w:color w:val="526158"/>
               </w:rPr>
-              <w:t>Click or tap here to type.</w:t>
             </w:r>
           </w:p>
         </w:tc>
@@ -14345,7 +14028,6 @@
               <w:rPr>
                 <w:color w:val="526158"/>
               </w:rPr>
-              <w:t>Click or tap here to type.</w:t>
             </w:r>
           </w:p>
         </w:tc>
@@ -14371,7 +14053,6 @@
               <w:rPr>
                 <w:color w:val="526158"/>
               </w:rPr>
-              <w:t>Click or tap here to type.</w:t>
             </w:r>
           </w:p>
         </w:tc>
@@ -14397,7 +14078,6 @@
               <w:rPr>
                 <w:color w:val="526158"/>
               </w:rPr>
-              <w:t>Click or tap here to type.</w:t>
             </w:r>
           </w:p>
         </w:tc>
@@ -14424,7 +14104,6 @@
               <w:rPr>
                 <w:color w:val="526158"/>
               </w:rPr>
-              <w:t>Click or tap here to type.</w:t>
             </w:r>
           </w:p>
         </w:tc>
@@ -14878,7 +14557,6 @@
               <w:rPr>
                 <w:color w:val="526158"/>
               </w:rPr>
-              <w:t>Click or tap here to type.</w:t>
             </w:r>
           </w:p>
         </w:tc>
@@ -14904,7 +14582,6 @@
               <w:rPr>
                 <w:color w:val="526158"/>
               </w:rPr>
-              <w:t>Click or tap here to type.</w:t>
             </w:r>
           </w:p>
         </w:tc>
@@ -14930,7 +14607,6 @@
               <w:rPr>
                 <w:color w:val="526158"/>
               </w:rPr>
-              <w:t>Click or tap here to type.</w:t>
             </w:r>
           </w:p>
         </w:tc>
@@ -14956,7 +14632,6 @@
               <w:rPr>
                 <w:color w:val="526158"/>
               </w:rPr>
-              <w:t>Click or tap here to type.</w:t>
             </w:r>
           </w:p>
         </w:tc>
@@ -14983,7 +14658,6 @@
               <w:rPr>
                 <w:color w:val="526158"/>
               </w:rPr>
-              <w:t>Click or tap here to type.</w:t>
             </w:r>
           </w:p>
         </w:tc>
@@ -15012,7 +14686,6 @@
               <w:rPr>
                 <w:color w:val="526158"/>
               </w:rPr>
-              <w:t>Click or tap here to type.</w:t>
             </w:r>
           </w:p>
         </w:tc>
@@ -15038,7 +14711,6 @@
               <w:rPr>
                 <w:color w:val="526158"/>
               </w:rPr>
-              <w:t>Click or tap here to type.</w:t>
             </w:r>
           </w:p>
         </w:tc>
@@ -15064,7 +14736,6 @@
               <w:rPr>
                 <w:color w:val="526158"/>
               </w:rPr>
-              <w:t>Click or tap here to type.</w:t>
             </w:r>
           </w:p>
         </w:tc>
@@ -15090,7 +14761,6 @@
               <w:rPr>
                 <w:color w:val="526158"/>
               </w:rPr>
-              <w:t>Click or tap here to type.</w:t>
             </w:r>
           </w:p>
         </w:tc>
@@ -15117,7 +14787,6 @@
               <w:rPr>
                 <w:color w:val="526158"/>
               </w:rPr>
-              <w:t>Click or tap here to type.</w:t>
             </w:r>
           </w:p>
         </w:tc>
@@ -15146,7 +14815,6 @@
               <w:rPr>
                 <w:color w:val="526158"/>
               </w:rPr>
-              <w:t>Click or tap here to type.</w:t>
             </w:r>
           </w:p>
         </w:tc>
@@ -15172,7 +14840,6 @@
               <w:rPr>
                 <w:color w:val="526158"/>
               </w:rPr>
-              <w:t>Click or tap here to type.</w:t>
             </w:r>
           </w:p>
         </w:tc>
@@ -15198,7 +14865,6 @@
               <w:rPr>
                 <w:color w:val="526158"/>
               </w:rPr>
-              <w:t>Click or tap here to type.</w:t>
             </w:r>
           </w:p>
         </w:tc>
@@ -15224,7 +14890,6 @@
               <w:rPr>
                 <w:color w:val="526158"/>
               </w:rPr>
-              <w:t>Click or tap here to type.</w:t>
             </w:r>
           </w:p>
         </w:tc>
@@ -15251,7 +14916,6 @@
               <w:rPr>
                 <w:color w:val="526158"/>
               </w:rPr>
-              <w:t>Click or tap here to type.</w:t>
             </w:r>
           </w:p>
         </w:tc>
@@ -15533,59 +15197,56 @@
               <w:rPr>
                 <w:color w:val="526158"/>
               </w:rPr>
-              <w:t>Click or tap here to type.</w:t>
-            </w:r>
-          </w:p>
-        </w:tc>
-        <w:tc>
-          <w:tcPr>
-            <w:tcW w:w="2578" w:type="dxa"/>
-            <w:tcBorders>
-              <w:start w:val="single" w:sz="4" w:space="0" w:color="000000"/>
-              <w:bottom w:val="single" w:sz="4" w:space="0" w:color="000000"/>
-            </w:tcBorders>
-            <w:shd w:fill="FFFFFF" w:val="clear"/>
-          </w:tcPr>
-          <w:p>
-            <w:pPr>
-              <w:pStyle w:val="TableContents"/>
-              <w:bidi w:val="0"/>
-              <w:jc w:val="start"/>
-              <w:rPr>
-                <w:color w:val="526158"/>
-              </w:rPr>
-            </w:pPr>
-            <w:r>
-              <w:rPr>
-                <w:color w:val="526158"/>
-              </w:rPr>
-              <w:t>Click or tap here to type.</w:t>
-            </w:r>
-          </w:p>
-        </w:tc>
-        <w:tc>
-          <w:tcPr>
-            <w:tcW w:w="2578" w:type="dxa"/>
-            <w:tcBorders>
-              <w:start w:val="single" w:sz="4" w:space="0" w:color="000000"/>
-              <w:bottom w:val="single" w:sz="4" w:space="0" w:color="000000"/>
-            </w:tcBorders>
-            <w:shd w:fill="FFFFFF" w:val="clear"/>
-          </w:tcPr>
-          <w:p>
-            <w:pPr>
-              <w:pStyle w:val="TableContents"/>
-              <w:bidi w:val="0"/>
-              <w:jc w:val="start"/>
-              <w:rPr>
-                <w:color w:val="526158"/>
-              </w:rPr>
-            </w:pPr>
-            <w:r>
-              <w:rPr>
-                <w:color w:val="526158"/>
-              </w:rPr>
-              <w:t>Click or tap here to type.</w:t>
+            </w:r>
+          </w:p>
+        </w:tc>
+        <w:tc>
+          <w:tcPr>
+            <w:tcW w:w="2578" w:type="dxa"/>
+            <w:tcBorders>
+              <w:start w:val="single" w:sz="4" w:space="0" w:color="000000"/>
+              <w:bottom w:val="single" w:sz="4" w:space="0" w:color="000000"/>
+            </w:tcBorders>
+            <w:shd w:fill="FFFFFF" w:val="clear"/>
+          </w:tcPr>
+          <w:p>
+            <w:pPr>
+              <w:pStyle w:val="TableContents"/>
+              <w:bidi w:val="0"/>
+              <w:jc w:val="start"/>
+              <w:rPr>
+                <w:color w:val="526158"/>
+              </w:rPr>
+            </w:pPr>
+            <w:r>
+              <w:rPr>
+                <w:color w:val="526158"/>
+              </w:rPr>
+            </w:r>
+          </w:p>
+        </w:tc>
+        <w:tc>
+          <w:tcPr>
+            <w:tcW w:w="2578" w:type="dxa"/>
+            <w:tcBorders>
+              <w:start w:val="single" w:sz="4" w:space="0" w:color="000000"/>
+              <w:bottom w:val="single" w:sz="4" w:space="0" w:color="000000"/>
+            </w:tcBorders>
+            <w:shd w:fill="FFFFFF" w:val="clear"/>
+          </w:tcPr>
+          <w:p>
+            <w:pPr>
+              <w:pStyle w:val="TableContents"/>
+              <w:bidi w:val="0"/>
+              <w:jc w:val="start"/>
+              <w:rPr>
+                <w:color w:val="526158"/>
+              </w:rPr>
+            </w:pPr>
+            <w:r>
+              <w:rPr>
+                <w:color w:val="526158"/>
+              </w:rPr>
             </w:r>
           </w:p>
         </w:tc>
@@ -15612,7 +15273,6 @@
               <w:rPr>
                 <w:color w:val="526158"/>
               </w:rPr>
-              <w:t>Click or tap here to type.</w:t>
             </w:r>
           </w:p>
         </w:tc>
@@ -15641,7 +15301,6 @@
               <w:rPr>
                 <w:color w:val="526158"/>
               </w:rPr>
-              <w:t>Click or tap here to type.</w:t>
             </w:r>
           </w:p>
         </w:tc>
@@ -15667,7 +15326,6 @@
               <w:rPr>
                 <w:color w:val="526158"/>
               </w:rPr>
-              <w:t>Click or tap here to type.</w:t>
             </w:r>
           </w:p>
         </w:tc>
@@ -15693,7 +15351,6 @@
               <w:rPr>
                 <w:color w:val="526158"/>
               </w:rPr>
-              <w:t>Click or tap here to type.</w:t>
             </w:r>
           </w:p>
         </w:tc>
@@ -15720,7 +15377,6 @@
               <w:rPr>
                 <w:color w:val="526158"/>
               </w:rPr>
-              <w:t>Click or tap here to type.</w:t>
             </w:r>
           </w:p>
         </w:tc>
@@ -15749,59 +15405,56 @@
               <w:rPr>
                 <w:color w:val="526158"/>
               </w:rPr>
-              <w:t>Click or tap here to type.</w:t>
-            </w:r>
-          </w:p>
-        </w:tc>
-        <w:tc>
-          <w:tcPr>
-            <w:tcW w:w="2578" w:type="dxa"/>
-            <w:tcBorders>
-              <w:start w:val="single" w:sz="4" w:space="0" w:color="000000"/>
-              <w:bottom w:val="single" w:sz="4" w:space="0" w:color="000000"/>
-            </w:tcBorders>
-            <w:shd w:fill="FFFFFF" w:val="clear"/>
-          </w:tcPr>
-          <w:p>
-            <w:pPr>
-              <w:pStyle w:val="TableContents"/>
-              <w:bidi w:val="0"/>
-              <w:jc w:val="start"/>
-              <w:rPr>
-                <w:color w:val="526158"/>
-              </w:rPr>
-            </w:pPr>
-            <w:r>
-              <w:rPr>
-                <w:color w:val="526158"/>
-              </w:rPr>
-              <w:t>Click or tap here to type.</w:t>
-            </w:r>
-          </w:p>
-        </w:tc>
-        <w:tc>
-          <w:tcPr>
-            <w:tcW w:w="2578" w:type="dxa"/>
-            <w:tcBorders>
-              <w:start w:val="single" w:sz="4" w:space="0" w:color="000000"/>
-              <w:bottom w:val="single" w:sz="4" w:space="0" w:color="000000"/>
-            </w:tcBorders>
-            <w:shd w:fill="FFFFFF" w:val="clear"/>
-          </w:tcPr>
-          <w:p>
-            <w:pPr>
-              <w:pStyle w:val="TableContents"/>
-              <w:bidi w:val="0"/>
-              <w:jc w:val="start"/>
-              <w:rPr>
-                <w:color w:val="526158"/>
-              </w:rPr>
-            </w:pPr>
-            <w:r>
-              <w:rPr>
-                <w:color w:val="526158"/>
-              </w:rPr>
-              <w:t>Click or tap here to type.</w:t>
+            </w:r>
+          </w:p>
+        </w:tc>
+        <w:tc>
+          <w:tcPr>
+            <w:tcW w:w="2578" w:type="dxa"/>
+            <w:tcBorders>
+              <w:start w:val="single" w:sz="4" w:space="0" w:color="000000"/>
+              <w:bottom w:val="single" w:sz="4" w:space="0" w:color="000000"/>
+            </w:tcBorders>
+            <w:shd w:fill="FFFFFF" w:val="clear"/>
+          </w:tcPr>
+          <w:p>
+            <w:pPr>
+              <w:pStyle w:val="TableContents"/>
+              <w:bidi w:val="0"/>
+              <w:jc w:val="start"/>
+              <w:rPr>
+                <w:color w:val="526158"/>
+              </w:rPr>
+            </w:pPr>
+            <w:r>
+              <w:rPr>
+                <w:color w:val="526158"/>
+              </w:rPr>
+            </w:r>
+          </w:p>
+        </w:tc>
+        <w:tc>
+          <w:tcPr>
+            <w:tcW w:w="2578" w:type="dxa"/>
+            <w:tcBorders>
+              <w:start w:val="single" w:sz="4" w:space="0" w:color="000000"/>
+              <w:bottom w:val="single" w:sz="4" w:space="0" w:color="000000"/>
+            </w:tcBorders>
+            <w:shd w:fill="FFFFFF" w:val="clear"/>
+          </w:tcPr>
+          <w:p>
+            <w:pPr>
+              <w:pStyle w:val="TableContents"/>
+              <w:bidi w:val="0"/>
+              <w:jc w:val="start"/>
+              <w:rPr>
+                <w:color w:val="526158"/>
+              </w:rPr>
+            </w:pPr>
+            <w:r>
+              <w:rPr>
+                <w:color w:val="526158"/>
+              </w:rPr>
             </w:r>
           </w:p>
         </w:tc>
@@ -15828,7 +15481,6 @@
               <w:rPr>
                 <w:color w:val="526158"/>
               </w:rPr>
-              <w:t>Click or tap here to type.</w:t>
             </w:r>
           </w:p>
         </w:tc>
@@ -15857,7 +15509,6 @@
               <w:rPr>
                 <w:color w:val="526158"/>
               </w:rPr>
-              <w:t>Click or tap here to type.</w:t>
             </w:r>
           </w:p>
         </w:tc>
@@ -15883,7 +15534,6 @@
               <w:rPr>
                 <w:color w:val="526158"/>
               </w:rPr>
-              <w:t>Click or tap here to type.</w:t>
             </w:r>
           </w:p>
         </w:tc>
@@ -15909,7 +15559,6 @@
               <w:rPr>
                 <w:color w:val="526158"/>
               </w:rPr>
-              <w:t>Click or tap here to type.</w:t>
             </w:r>
           </w:p>
         </w:tc>
@@ -15936,7 +15585,6 @@
               <w:rPr>
                 <w:color w:val="526158"/>
               </w:rPr>
-              <w:t>Click or tap here to type.</w:t>
             </w:r>
           </w:p>
         </w:tc>
@@ -15965,59 +15613,56 @@
               <w:rPr>
                 <w:color w:val="526158"/>
               </w:rPr>
-              <w:t>Click or tap here to type.</w:t>
-            </w:r>
-          </w:p>
-        </w:tc>
-        <w:tc>
-          <w:tcPr>
-            <w:tcW w:w="2578" w:type="dxa"/>
-            <w:tcBorders>
-              <w:start w:val="single" w:sz="4" w:space="0" w:color="000000"/>
-              <w:bottom w:val="single" w:sz="4" w:space="0" w:color="000000"/>
-            </w:tcBorders>
-            <w:shd w:fill="FFFFFF" w:val="clear"/>
-          </w:tcPr>
-          <w:p>
-            <w:pPr>
-              <w:pStyle w:val="TableContents"/>
-              <w:bidi w:val="0"/>
-              <w:jc w:val="start"/>
-              <w:rPr>
-                <w:color w:val="526158"/>
-              </w:rPr>
-            </w:pPr>
-            <w:r>
-              <w:rPr>
-                <w:color w:val="526158"/>
-              </w:rPr>
-              <w:t>Click or tap here to type.</w:t>
-            </w:r>
-          </w:p>
-        </w:tc>
-        <w:tc>
-          <w:tcPr>
-            <w:tcW w:w="2578" w:type="dxa"/>
-            <w:tcBorders>
-              <w:start w:val="single" w:sz="4" w:space="0" w:color="000000"/>
-              <w:bottom w:val="single" w:sz="4" w:space="0" w:color="000000"/>
-            </w:tcBorders>
-            <w:shd w:fill="FFFFFF" w:val="clear"/>
-          </w:tcPr>
-          <w:p>
-            <w:pPr>
-              <w:pStyle w:val="TableContents"/>
-              <w:bidi w:val="0"/>
-              <w:jc w:val="start"/>
-              <w:rPr>
-                <w:color w:val="526158"/>
-              </w:rPr>
-            </w:pPr>
-            <w:r>
-              <w:rPr>
-                <w:color w:val="526158"/>
-              </w:rPr>
-              <w:t>Click or tap here to type.</w:t>
+            </w:r>
+          </w:p>
+        </w:tc>
+        <w:tc>
+          <w:tcPr>
+            <w:tcW w:w="2578" w:type="dxa"/>
+            <w:tcBorders>
+              <w:start w:val="single" w:sz="4" w:space="0" w:color="000000"/>
+              <w:bottom w:val="single" w:sz="4" w:space="0" w:color="000000"/>
+            </w:tcBorders>
+            <w:shd w:fill="FFFFFF" w:val="clear"/>
+          </w:tcPr>
+          <w:p>
+            <w:pPr>
+              <w:pStyle w:val="TableContents"/>
+              <w:bidi w:val="0"/>
+              <w:jc w:val="start"/>
+              <w:rPr>
+                <w:color w:val="526158"/>
+              </w:rPr>
+            </w:pPr>
+            <w:r>
+              <w:rPr>
+                <w:color w:val="526158"/>
+              </w:rPr>
+            </w:r>
+          </w:p>
+        </w:tc>
+        <w:tc>
+          <w:tcPr>
+            <w:tcW w:w="2578" w:type="dxa"/>
+            <w:tcBorders>
+              <w:start w:val="single" w:sz="4" w:space="0" w:color="000000"/>
+              <w:bottom w:val="single" w:sz="4" w:space="0" w:color="000000"/>
+            </w:tcBorders>
+            <w:shd w:fill="FFFFFF" w:val="clear"/>
+          </w:tcPr>
+          <w:p>
+            <w:pPr>
+              <w:pStyle w:val="TableContents"/>
+              <w:bidi w:val="0"/>
+              <w:jc w:val="start"/>
+              <w:rPr>
+                <w:color w:val="526158"/>
+              </w:rPr>
+            </w:pPr>
+            <w:r>
+              <w:rPr>
+                <w:color w:val="526158"/>
+              </w:rPr>
             </w:r>
           </w:p>
         </w:tc>
@@ -16044,7 +15689,6 @@
               <w:rPr>
                 <w:color w:val="526158"/>
               </w:rPr>
-              <w:t>Click or tap here to type.</w:t>
             </w:r>
           </w:p>
         </w:tc>
@@ -16073,7 +15717,6 @@
               <w:rPr>
                 <w:color w:val="526158"/>
               </w:rPr>
-              <w:t>Click or tap here to type.</w:t>
             </w:r>
           </w:p>
         </w:tc>
@@ -16099,7 +15742,6 @@
               <w:rPr>
                 <w:color w:val="526158"/>
               </w:rPr>
-              <w:t>Click or tap here to type.</w:t>
             </w:r>
           </w:p>
         </w:tc>
@@ -16125,7 +15767,6 @@
               <w:rPr>
                 <w:color w:val="526158"/>
               </w:rPr>
-              <w:t>Click or tap here to type.</w:t>
             </w:r>
           </w:p>
         </w:tc>
@@ -16152,7 +15793,6 @@
               <w:rPr>
                 <w:color w:val="526158"/>
               </w:rPr>
-              <w:t>Click or tap here to type.</w:t>
             </w:r>
           </w:p>
         </w:tc>
@@ -16181,59 +15821,56 @@
               <w:rPr>
                 <w:color w:val="526158"/>
               </w:rPr>
-              <w:t>Click or tap here to type.</w:t>
-            </w:r>
-          </w:p>
-        </w:tc>
-        <w:tc>
-          <w:tcPr>
-            <w:tcW w:w="2578" w:type="dxa"/>
-            <w:tcBorders>
-              <w:start w:val="single" w:sz="4" w:space="0" w:color="000000"/>
-              <w:bottom w:val="single" w:sz="4" w:space="0" w:color="000000"/>
-            </w:tcBorders>
-            <w:shd w:fill="FFFFFF" w:val="clear"/>
-          </w:tcPr>
-          <w:p>
-            <w:pPr>
-              <w:pStyle w:val="TableContents"/>
-              <w:bidi w:val="0"/>
-              <w:jc w:val="start"/>
-              <w:rPr>
-                <w:color w:val="526158"/>
-              </w:rPr>
-            </w:pPr>
-            <w:r>
-              <w:rPr>
-                <w:color w:val="526158"/>
-              </w:rPr>
-              <w:t>Click or tap here to type.</w:t>
-            </w:r>
-          </w:p>
-        </w:tc>
-        <w:tc>
-          <w:tcPr>
-            <w:tcW w:w="2578" w:type="dxa"/>
-            <w:tcBorders>
-              <w:start w:val="single" w:sz="4" w:space="0" w:color="000000"/>
-              <w:bottom w:val="single" w:sz="4" w:space="0" w:color="000000"/>
-            </w:tcBorders>
-            <w:shd w:fill="FFFFFF" w:val="clear"/>
-          </w:tcPr>
-          <w:p>
-            <w:pPr>
-              <w:pStyle w:val="TableContents"/>
-              <w:bidi w:val="0"/>
-              <w:jc w:val="start"/>
-              <w:rPr>
-                <w:color w:val="526158"/>
-              </w:rPr>
-            </w:pPr>
-            <w:r>
-              <w:rPr>
-                <w:color w:val="526158"/>
-              </w:rPr>
-              <w:t>Click or tap here to type.</w:t>
+            </w:r>
+          </w:p>
+        </w:tc>
+        <w:tc>
+          <w:tcPr>
+            <w:tcW w:w="2578" w:type="dxa"/>
+            <w:tcBorders>
+              <w:start w:val="single" w:sz="4" w:space="0" w:color="000000"/>
+              <w:bottom w:val="single" w:sz="4" w:space="0" w:color="000000"/>
+            </w:tcBorders>
+            <w:shd w:fill="FFFFFF" w:val="clear"/>
+          </w:tcPr>
+          <w:p>
+            <w:pPr>
+              <w:pStyle w:val="TableContents"/>
+              <w:bidi w:val="0"/>
+              <w:jc w:val="start"/>
+              <w:rPr>
+                <w:color w:val="526158"/>
+              </w:rPr>
+            </w:pPr>
+            <w:r>
+              <w:rPr>
+                <w:color w:val="526158"/>
+              </w:rPr>
+            </w:r>
+          </w:p>
+        </w:tc>
+        <w:tc>
+          <w:tcPr>
+            <w:tcW w:w="2578" w:type="dxa"/>
+            <w:tcBorders>
+              <w:start w:val="single" w:sz="4" w:space="0" w:color="000000"/>
+              <w:bottom w:val="single" w:sz="4" w:space="0" w:color="000000"/>
+            </w:tcBorders>
+            <w:shd w:fill="FFFFFF" w:val="clear"/>
+          </w:tcPr>
+          <w:p>
+            <w:pPr>
+              <w:pStyle w:val="TableContents"/>
+              <w:bidi w:val="0"/>
+              <w:jc w:val="start"/>
+              <w:rPr>
+                <w:color w:val="526158"/>
+              </w:rPr>
+            </w:pPr>
+            <w:r>
+              <w:rPr>
+                <w:color w:val="526158"/>
+              </w:rPr>
             </w:r>
           </w:p>
         </w:tc>
@@ -16260,7 +15897,6 @@
               <w:rPr>
                 <w:color w:val="526158"/>
               </w:rPr>
-              <w:t>Click or tap here to type.</w:t>
             </w:r>
           </w:p>
         </w:tc>
@@ -16289,7 +15925,6 @@
               <w:rPr>
                 <w:color w:val="526158"/>
               </w:rPr>
-              <w:t>Click or tap here to type.</w:t>
             </w:r>
           </w:p>
         </w:tc>
@@ -16315,7 +15950,6 @@
               <w:rPr>
                 <w:color w:val="526158"/>
               </w:rPr>
-              <w:t>Click or tap here to type.</w:t>
             </w:r>
           </w:p>
         </w:tc>
@@ -16341,7 +15975,6 @@
               <w:rPr>
                 <w:color w:val="526158"/>
               </w:rPr>
-              <w:t>Click or tap here to type.</w:t>
             </w:r>
           </w:p>
         </w:tc>
@@ -16368,7 +16001,6 @@
               <w:rPr>
                 <w:color w:val="526158"/>
               </w:rPr>
-              <w:t>Click or tap here to type.</w:t>
             </w:r>
           </w:p>
         </w:tc>
@@ -16397,59 +16029,56 @@
               <w:rPr>
                 <w:color w:val="526158"/>
               </w:rPr>
-              <w:t>Click or tap here to type.</w:t>
-            </w:r>
-          </w:p>
-        </w:tc>
-        <w:tc>
-          <w:tcPr>
-            <w:tcW w:w="2578" w:type="dxa"/>
-            <w:tcBorders>
-              <w:start w:val="single" w:sz="4" w:space="0" w:color="000000"/>
-              <w:bottom w:val="single" w:sz="4" w:space="0" w:color="000000"/>
-            </w:tcBorders>
-            <w:shd w:fill="FFFFFF" w:val="clear"/>
-          </w:tcPr>
-          <w:p>
-            <w:pPr>
-              <w:pStyle w:val="TableContents"/>
-              <w:bidi w:val="0"/>
-              <w:jc w:val="start"/>
-              <w:rPr>
-                <w:color w:val="526158"/>
-              </w:rPr>
-            </w:pPr>
-            <w:r>
-              <w:rPr>
-                <w:color w:val="526158"/>
-              </w:rPr>
-              <w:t>Click or tap here to type.</w:t>
-            </w:r>
-          </w:p>
-        </w:tc>
-        <w:tc>
-          <w:tcPr>
-            <w:tcW w:w="2578" w:type="dxa"/>
-            <w:tcBorders>
-              <w:start w:val="single" w:sz="4" w:space="0" w:color="000000"/>
-              <w:bottom w:val="single" w:sz="4" w:space="0" w:color="000000"/>
-            </w:tcBorders>
-            <w:shd w:fill="FFFFFF" w:val="clear"/>
-          </w:tcPr>
-          <w:p>
-            <w:pPr>
-              <w:pStyle w:val="TableContents"/>
-              <w:bidi w:val="0"/>
-              <w:jc w:val="start"/>
-              <w:rPr>
-                <w:color w:val="526158"/>
-              </w:rPr>
-            </w:pPr>
-            <w:r>
-              <w:rPr>
-                <w:color w:val="526158"/>
-              </w:rPr>
-              <w:t>Click or tap here to type.</w:t>
+            </w:r>
+          </w:p>
+        </w:tc>
+        <w:tc>
+          <w:tcPr>
+            <w:tcW w:w="2578" w:type="dxa"/>
+            <w:tcBorders>
+              <w:start w:val="single" w:sz="4" w:space="0" w:color="000000"/>
+              <w:bottom w:val="single" w:sz="4" w:space="0" w:color="000000"/>
+            </w:tcBorders>
+            <w:shd w:fill="FFFFFF" w:val="clear"/>
+          </w:tcPr>
+          <w:p>
+            <w:pPr>
+              <w:pStyle w:val="TableContents"/>
+              <w:bidi w:val="0"/>
+              <w:jc w:val="start"/>
+              <w:rPr>
+                <w:color w:val="526158"/>
+              </w:rPr>
+            </w:pPr>
+            <w:r>
+              <w:rPr>
+                <w:color w:val="526158"/>
+              </w:rPr>
+            </w:r>
+          </w:p>
+        </w:tc>
+        <w:tc>
+          <w:tcPr>
+            <w:tcW w:w="2578" w:type="dxa"/>
+            <w:tcBorders>
+              <w:start w:val="single" w:sz="4" w:space="0" w:color="000000"/>
+              <w:bottom w:val="single" w:sz="4" w:space="0" w:color="000000"/>
+            </w:tcBorders>
+            <w:shd w:fill="FFFFFF" w:val="clear"/>
+          </w:tcPr>
+          <w:p>
+            <w:pPr>
+              <w:pStyle w:val="TableContents"/>
+              <w:bidi w:val="0"/>
+              <w:jc w:val="start"/>
+              <w:rPr>
+                <w:color w:val="526158"/>
+              </w:rPr>
+            </w:pPr>
+            <w:r>
+              <w:rPr>
+                <w:color w:val="526158"/>
+              </w:rPr>
             </w:r>
           </w:p>
         </w:tc>
@@ -16476,7 +16105,6 @@
               <w:rPr>
                 <w:color w:val="526158"/>
               </w:rPr>
-              <w:t>Click or tap here to type.</w:t>
             </w:r>
           </w:p>
         </w:tc>
@@ -16505,7 +16133,6 @@
               <w:rPr>
                 <w:color w:val="526158"/>
               </w:rPr>
-              <w:t>Click or tap here to type.</w:t>
             </w:r>
           </w:p>
         </w:tc>
@@ -16531,7 +16158,6 @@
               <w:rPr>
                 <w:color w:val="526158"/>
               </w:rPr>
-              <w:t>Click or tap here to type.</w:t>
             </w:r>
           </w:p>
         </w:tc>
@@ -16557,7 +16183,6 @@
               <w:rPr>
                 <w:color w:val="526158"/>
               </w:rPr>
-              <w:t>Click or tap here to type.</w:t>
             </w:r>
           </w:p>
         </w:tc>
@@ -16584,7 +16209,6 @@
               <w:rPr>
                 <w:color w:val="526158"/>
               </w:rPr>
-              <w:t>Click or tap here to type.</w:t>
             </w:r>
           </w:p>
         </w:tc>
@@ -16613,59 +16237,56 @@
               <w:rPr>
                 <w:color w:val="526158"/>
               </w:rPr>
-              <w:t>Click or tap here to type.</w:t>
-            </w:r>
-          </w:p>
-        </w:tc>
-        <w:tc>
-          <w:tcPr>
-            <w:tcW w:w="2578" w:type="dxa"/>
-            <w:tcBorders>
-              <w:start w:val="single" w:sz="4" w:space="0" w:color="000000"/>
-              <w:bottom w:val="single" w:sz="4" w:space="0" w:color="000000"/>
-            </w:tcBorders>
-            <w:shd w:fill="FFFFFF" w:val="clear"/>
-          </w:tcPr>
-          <w:p>
-            <w:pPr>
-              <w:pStyle w:val="TableContents"/>
-              <w:bidi w:val="0"/>
-              <w:jc w:val="start"/>
-              <w:rPr>
-                <w:color w:val="526158"/>
-              </w:rPr>
-            </w:pPr>
-            <w:r>
-              <w:rPr>
-                <w:color w:val="526158"/>
-              </w:rPr>
-              <w:t>Click or tap here to type.</w:t>
-            </w:r>
-          </w:p>
-        </w:tc>
-        <w:tc>
-          <w:tcPr>
-            <w:tcW w:w="2578" w:type="dxa"/>
-            <w:tcBorders>
-              <w:start w:val="single" w:sz="4" w:space="0" w:color="000000"/>
-              <w:bottom w:val="single" w:sz="4" w:space="0" w:color="000000"/>
-            </w:tcBorders>
-            <w:shd w:fill="FFFFFF" w:val="clear"/>
-          </w:tcPr>
-          <w:p>
-            <w:pPr>
-              <w:pStyle w:val="TableContents"/>
-              <w:bidi w:val="0"/>
-              <w:jc w:val="start"/>
-              <w:rPr>
-                <w:color w:val="526158"/>
-              </w:rPr>
-            </w:pPr>
-            <w:r>
-              <w:rPr>
-                <w:color w:val="526158"/>
-              </w:rPr>
-              <w:t>Click or tap here to type.</w:t>
+            </w:r>
+          </w:p>
+        </w:tc>
+        <w:tc>
+          <w:tcPr>
+            <w:tcW w:w="2578" w:type="dxa"/>
+            <w:tcBorders>
+              <w:start w:val="single" w:sz="4" w:space="0" w:color="000000"/>
+              <w:bottom w:val="single" w:sz="4" w:space="0" w:color="000000"/>
+            </w:tcBorders>
+            <w:shd w:fill="FFFFFF" w:val="clear"/>
+          </w:tcPr>
+          <w:p>
+            <w:pPr>
+              <w:pStyle w:val="TableContents"/>
+              <w:bidi w:val="0"/>
+              <w:jc w:val="start"/>
+              <w:rPr>
+                <w:color w:val="526158"/>
+              </w:rPr>
+            </w:pPr>
+            <w:r>
+              <w:rPr>
+                <w:color w:val="526158"/>
+              </w:rPr>
+            </w:r>
+          </w:p>
+        </w:tc>
+        <w:tc>
+          <w:tcPr>
+            <w:tcW w:w="2578" w:type="dxa"/>
+            <w:tcBorders>
+              <w:start w:val="single" w:sz="4" w:space="0" w:color="000000"/>
+              <w:bottom w:val="single" w:sz="4" w:space="0" w:color="000000"/>
+            </w:tcBorders>
+            <w:shd w:fill="FFFFFF" w:val="clear"/>
+          </w:tcPr>
+          <w:p>
+            <w:pPr>
+              <w:pStyle w:val="TableContents"/>
+              <w:bidi w:val="0"/>
+              <w:jc w:val="start"/>
+              <w:rPr>
+                <w:color w:val="526158"/>
+              </w:rPr>
+            </w:pPr>
+            <w:r>
+              <w:rPr>
+                <w:color w:val="526158"/>
+              </w:rPr>
             </w:r>
           </w:p>
         </w:tc>
@@ -16692,7 +16313,6 @@
               <w:rPr>
                 <w:color w:val="526158"/>
               </w:rPr>
-              <w:t>Click or tap here to type.</w:t>
             </w:r>
           </w:p>
         </w:tc>
@@ -16721,7 +16341,6 @@
               <w:rPr>
                 <w:color w:val="526158"/>
               </w:rPr>
-              <w:t>Click or tap here to type.</w:t>
             </w:r>
           </w:p>
         </w:tc>
@@ -16747,7 +16366,6 @@
               <w:rPr>
                 <w:color w:val="526158"/>
               </w:rPr>
-              <w:t>Click or tap here to type.</w:t>
             </w:r>
           </w:p>
         </w:tc>
@@ -16773,7 +16391,6 @@
               <w:rPr>
                 <w:color w:val="526158"/>
               </w:rPr>
-              <w:t>Click or tap here to type.</w:t>
             </w:r>
           </w:p>
         </w:tc>
@@ -16800,7 +16417,6 @@
               <w:rPr>
                 <w:color w:val="526158"/>
               </w:rPr>
-              <w:t>Click or tap here to type.</w:t>
             </w:r>
           </w:p>
         </w:tc>
@@ -17345,7 +16961,6 @@
               <w:rPr>
                 <w:color w:val="526158"/>
               </w:rPr>
-              <w:t>Click or tap here to type.</w:t>
             </w:r>
           </w:p>
         </w:tc>
@@ -17371,7 +16986,6 @@
               <w:rPr>
                 <w:color w:val="526158"/>
               </w:rPr>
-              <w:t>Click or tap here to type.</w:t>
             </w:r>
           </w:p>
         </w:tc>
@@ -17398,7 +17012,6 @@
               <w:rPr>
                 <w:color w:val="526158"/>
               </w:rPr>
-              <w:t>Click or tap here to type.</w:t>
             </w:r>
           </w:p>
         </w:tc>
@@ -17427,7 +17040,6 @@
               <w:rPr>
                 <w:color w:val="526158"/>
               </w:rPr>
-              <w:t>Click or tap here to type.</w:t>
             </w:r>
           </w:p>
         </w:tc>
@@ -17453,7 +17065,6 @@
               <w:rPr>
                 <w:color w:val="526158"/>
               </w:rPr>
-              <w:t>Click or tap here to type.</w:t>
             </w:r>
           </w:p>
         </w:tc>
@@ -17480,7 +17091,6 @@
               <w:rPr>
                 <w:color w:val="526158"/>
               </w:rPr>
-              <w:t>Click or tap here to type.</w:t>
             </w:r>
           </w:p>
         </w:tc>
@@ -17509,7 +17119,6 @@
               <w:rPr>
                 <w:color w:val="526158"/>
               </w:rPr>
-              <w:t>Click or tap here to type.</w:t>
             </w:r>
           </w:p>
         </w:tc>
@@ -17535,7 +17144,6 @@
               <w:rPr>
                 <w:color w:val="526158"/>
               </w:rPr>
-              <w:t>Click or tap here to type.</w:t>
             </w:r>
           </w:p>
         </w:tc>
@@ -17562,7 +17170,6 @@
               <w:rPr>
                 <w:color w:val="526158"/>
               </w:rPr>
-              <w:t>Click or tap here to type.</w:t>
             </w:r>
           </w:p>
         </w:tc>
@@ -17591,7 +17198,6 @@
               <w:rPr>
                 <w:color w:val="526158"/>
               </w:rPr>
-              <w:t>Click or tap here to type.</w:t>
             </w:r>
           </w:p>
         </w:tc>
@@ -17617,7 +17223,6 @@
               <w:rPr>
                 <w:color w:val="526158"/>
               </w:rPr>
-              <w:t>Click or tap here to type.</w:t>
             </w:r>
           </w:p>
         </w:tc>
@@ -17644,7 +17249,6 @@
               <w:rPr>
                 <w:color w:val="526158"/>
               </w:rPr>
-              <w:t>Click or tap here to type.</w:t>
             </w:r>
           </w:p>
         </w:tc>
@@ -17673,7 +17277,6 @@
               <w:rPr>
                 <w:color w:val="526158"/>
               </w:rPr>
-              <w:t>Click or tap here to type.</w:t>
             </w:r>
           </w:p>
         </w:tc>
@@ -17699,7 +17302,6 @@
               <w:rPr>
                 <w:color w:val="526158"/>
               </w:rPr>
-              <w:t>Click or tap here to type.</w:t>
             </w:r>
           </w:p>
         </w:tc>
@@ -17726,7 +17328,6 @@
               <w:rPr>
                 <w:color w:val="526158"/>
               </w:rPr>
-              <w:t>Click or tap here to type.</w:t>
             </w:r>
           </w:p>
         </w:tc>
@@ -17755,7 +17356,6 @@
               <w:rPr>
                 <w:color w:val="526158"/>
               </w:rPr>
-              <w:t>Click or tap here to type.</w:t>
             </w:r>
           </w:p>
         </w:tc>
@@ -17781,7 +17381,6 @@
               <w:rPr>
                 <w:color w:val="526158"/>
               </w:rPr>
-              <w:t>Click or tap here to type.</w:t>
             </w:r>
           </w:p>
         </w:tc>
@@ -17808,7 +17407,6 @@
               <w:rPr>
                 <w:color w:val="526158"/>
               </w:rPr>
-              <w:t>Click or tap here to type.</w:t>
             </w:r>
           </w:p>
         </w:tc>
